--- a/Pre-project/הצעת פרויקט דריאל וגל.docx
+++ b/Pre-project/הצעת פרויקט דריאל וגל.docx
@@ -2346,7 +2346,7 @@
     </w:p>
     <w:p>
       <w:pPr>
-        <w:pStyle w:val="ListParagraph"/>
+        <w:pStyle w:val="a3"/>
         <w:numPr>
           <w:ilvl w:val="1"/>
           <w:numId w:val="7"/>
@@ -2504,7 +2504,7 @@
     </w:p>
     <w:p>
       <w:pPr>
-        <w:pStyle w:val="ListParagraph"/>
+        <w:pStyle w:val="a3"/>
         <w:numPr>
           <w:ilvl w:val="1"/>
           <w:numId w:val="7"/>
@@ -2544,7 +2544,7 @@
     </w:p>
     <w:p>
       <w:pPr>
-        <w:pStyle w:val="ListParagraph"/>
+        <w:pStyle w:val="a3"/>
         <w:numPr>
           <w:ilvl w:val="0"/>
           <w:numId w:val="4"/>
@@ -2563,7 +2563,7 @@
     </w:p>
     <w:p>
       <w:pPr>
-        <w:pStyle w:val="ListParagraph"/>
+        <w:pStyle w:val="a3"/>
         <w:numPr>
           <w:ilvl w:val="0"/>
           <w:numId w:val="4"/>
@@ -2582,7 +2582,7 @@
     </w:p>
     <w:p>
       <w:pPr>
-        <w:pStyle w:val="ListParagraph"/>
+        <w:pStyle w:val="a3"/>
         <w:numPr>
           <w:ilvl w:val="1"/>
           <w:numId w:val="4"/>
@@ -2601,7 +2601,7 @@
     </w:p>
     <w:p>
       <w:pPr>
-        <w:pStyle w:val="ListParagraph"/>
+        <w:pStyle w:val="a3"/>
         <w:numPr>
           <w:ilvl w:val="1"/>
           <w:numId w:val="4"/>
@@ -2620,7 +2620,7 @@
     </w:p>
     <w:p>
       <w:pPr>
-        <w:pStyle w:val="ListParagraph"/>
+        <w:pStyle w:val="a3"/>
         <w:numPr>
           <w:ilvl w:val="2"/>
           <w:numId w:val="4"/>
@@ -2682,7 +2682,7 @@
     </w:p>
     <w:p>
       <w:pPr>
-        <w:pStyle w:val="ListParagraph"/>
+        <w:pStyle w:val="a3"/>
         <w:numPr>
           <w:ilvl w:val="2"/>
           <w:numId w:val="4"/>
@@ -2708,7 +2708,7 @@
     </w:p>
     <w:p>
       <w:pPr>
-        <w:pStyle w:val="ListParagraph"/>
+        <w:pStyle w:val="a3"/>
         <w:numPr>
           <w:ilvl w:val="2"/>
           <w:numId w:val="4"/>
@@ -2760,7 +2760,7 @@
     </w:p>
     <w:p>
       <w:pPr>
-        <w:pStyle w:val="ListParagraph"/>
+        <w:pStyle w:val="a3"/>
         <w:numPr>
           <w:ilvl w:val="2"/>
           <w:numId w:val="4"/>
@@ -2795,7 +2795,7 @@
     </w:p>
     <w:p>
       <w:pPr>
-        <w:pStyle w:val="ListParagraph"/>
+        <w:pStyle w:val="a3"/>
         <w:numPr>
           <w:ilvl w:val="2"/>
           <w:numId w:val="4"/>
@@ -3082,27 +3082,7 @@
           <w:szCs w:val="28"/>
           <w:rtl/>
         </w:rPr>
-        <w:t xml:space="preserve">הפרויקט נועד </w:t>
-      </w:r>
-      <w:proofErr w:type="spellStart"/>
-      <w:r>
-        <w:rPr>
-          <w:rFonts w:ascii="David" w:hAnsi="David" w:cs="David" w:hint="cs"/>
-          <w:sz w:val="28"/>
-          <w:szCs w:val="28"/>
-          <w:rtl/>
-        </w:rPr>
-        <w:t>להנגיש</w:t>
-      </w:r>
-      <w:proofErr w:type="spellEnd"/>
-      <w:r>
-        <w:rPr>
-          <w:rFonts w:ascii="David" w:hAnsi="David" w:cs="David" w:hint="cs"/>
-          <w:sz w:val="28"/>
-          <w:szCs w:val="28"/>
-          <w:rtl/>
-        </w:rPr>
-        <w:t xml:space="preserve"> לכלל האנשים הרוצים להשתמש באפליקציה, גם אם המשתמש פחות שולט בתחום וגם אם כן, האפליקציה יודעת לספק את השירותים הנדרשים לכל סוג של משתמש.</w:t>
+        <w:t>הפרויקט נועד להנגיש לכלל האנשים הרוצים להשתמש באפליקציה, גם אם המשתמש פחות שולט בתחום וגם אם כן, האפליקציה יודעת לספק את השירותים הנדרשים לכל סוג של משתמש.</w:t>
       </w:r>
       <w:r>
         <w:rPr>
@@ -3172,7 +3152,7 @@
     </w:p>
     <w:p>
       <w:pPr>
-        <w:pStyle w:val="ListParagraph"/>
+        <w:pStyle w:val="a3"/>
         <w:numPr>
           <w:ilvl w:val="0"/>
           <w:numId w:val="4"/>
@@ -3193,7 +3173,7 @@
     </w:p>
     <w:p>
       <w:pPr>
-        <w:pStyle w:val="ListParagraph"/>
+        <w:pStyle w:val="a3"/>
         <w:numPr>
           <w:ilvl w:val="0"/>
           <w:numId w:val="4"/>
@@ -3214,7 +3194,7 @@
     </w:p>
     <w:p>
       <w:pPr>
-        <w:pStyle w:val="ListParagraph"/>
+        <w:pStyle w:val="a3"/>
         <w:numPr>
           <w:ilvl w:val="0"/>
           <w:numId w:val="4"/>
@@ -3235,7 +3215,7 @@
     </w:p>
     <w:p>
       <w:pPr>
-        <w:pStyle w:val="ListParagraph"/>
+        <w:pStyle w:val="a3"/>
         <w:numPr>
           <w:ilvl w:val="1"/>
           <w:numId w:val="4"/>
@@ -3277,7 +3257,7 @@
     </w:p>
     <w:p>
       <w:pPr>
-        <w:pStyle w:val="ListParagraph"/>
+        <w:pStyle w:val="a3"/>
         <w:spacing w:after="5" w:line="250" w:lineRule="auto"/>
         <w:ind w:left="927" w:right="687"/>
         <w:jc w:val="left"/>
@@ -3292,7 +3272,7 @@
     </w:p>
     <w:p>
       <w:pPr>
-        <w:pStyle w:val="ListParagraph"/>
+        <w:pStyle w:val="a3"/>
         <w:numPr>
           <w:ilvl w:val="2"/>
           <w:numId w:val="4"/>
@@ -3343,7 +3323,7 @@
     </w:p>
     <w:p>
       <w:pPr>
-        <w:pStyle w:val="ListParagraph"/>
+        <w:pStyle w:val="a3"/>
         <w:numPr>
           <w:ilvl w:val="2"/>
           <w:numId w:val="4"/>
@@ -3404,7 +3384,7 @@
     </w:p>
     <w:p>
       <w:pPr>
-        <w:pStyle w:val="ListParagraph"/>
+        <w:pStyle w:val="a3"/>
         <w:numPr>
           <w:ilvl w:val="2"/>
           <w:numId w:val="4"/>
@@ -3486,6 +3466,23 @@
           <w:sz w:val="24"/>
         </w:rPr>
         <w:lastRenderedPageBreak/>
+        <w:t xml:space="preserve">  </w:t>
+      </w:r>
+    </w:p>
+    <w:p>
+      <w:pPr>
+        <w:bidi w:val="0"/>
+        <w:spacing w:after="0"/>
+        <w:ind w:right="67"/>
+        <w:rPr>
+          <w:rFonts w:ascii="David" w:hAnsi="David" w:cs="David"/>
+        </w:rPr>
+      </w:pPr>
+      <w:r>
+        <w:rPr>
+          <w:rFonts w:ascii="David" w:eastAsia="Arial" w:hAnsi="David" w:cs="David"/>
+          <w:sz w:val="24"/>
+        </w:rPr>
         <w:t xml:space="preserve"> </w:t>
       </w:r>
     </w:p>
@@ -3508,58 +3505,7 @@
     </w:p>
     <w:p>
       <w:pPr>
-        <w:bidi w:val="0"/>
-        <w:spacing w:after="0"/>
-        <w:ind w:right="67"/>
-        <w:rPr>
-          <w:rFonts w:ascii="David" w:hAnsi="David" w:cs="David"/>
-        </w:rPr>
-      </w:pPr>
-      <w:r>
-        <w:rPr>
-          <w:rFonts w:ascii="David" w:eastAsia="Arial" w:hAnsi="David" w:cs="David"/>
-          <w:sz w:val="24"/>
-        </w:rPr>
-        <w:t xml:space="preserve"> </w:t>
-      </w:r>
-    </w:p>
-    <w:p>
-      <w:pPr>
-        <w:bidi w:val="0"/>
-        <w:spacing w:after="0"/>
-        <w:ind w:right="67"/>
-        <w:rPr>
-          <w:rFonts w:ascii="David" w:hAnsi="David" w:cs="David"/>
-        </w:rPr>
-      </w:pPr>
-      <w:r>
-        <w:rPr>
-          <w:rFonts w:ascii="David" w:eastAsia="Arial" w:hAnsi="David" w:cs="David"/>
-          <w:sz w:val="24"/>
-        </w:rPr>
-        <w:t xml:space="preserve"> </w:t>
-      </w:r>
-    </w:p>
-    <w:p>
-      <w:pPr>
-        <w:bidi w:val="0"/>
-        <w:spacing w:after="0"/>
-        <w:ind w:right="67"/>
-        <w:rPr>
-          <w:rFonts w:ascii="David" w:hAnsi="David" w:cs="David"/>
-        </w:rPr>
-      </w:pPr>
-      <w:r>
-        <w:rPr>
-          <w:rFonts w:ascii="David" w:eastAsia="Arial" w:hAnsi="David" w:cs="David"/>
-          <w:sz w:val="24"/>
-        </w:rPr>
-        <w:t xml:space="preserve"> </w:t>
-      </w:r>
-    </w:p>
-    <w:p>
-      <w:pPr>
-        <w:pStyle w:val="ListParagraph"/>
+        <w:pStyle w:val="a3"/>
         <w:numPr>
           <w:ilvl w:val="1"/>
           <w:numId w:val="4"/>
@@ -3630,7 +3576,7 @@
     </w:p>
     <w:p>
       <w:pPr>
-        <w:pStyle w:val="ListParagraph"/>
+        <w:pStyle w:val="a3"/>
         <w:numPr>
           <w:ilvl w:val="2"/>
           <w:numId w:val="4"/>
@@ -3651,27 +3597,7 @@
           <w:szCs w:val="28"/>
           <w:rtl/>
         </w:rPr>
-        <w:t xml:space="preserve">במקרה והמערכת קורסת, יישלח </w:t>
-      </w:r>
-      <w:proofErr w:type="spellStart"/>
-      <w:r>
-        <w:rPr>
-          <w:rFonts w:ascii="David" w:hAnsi="David" w:cs="David"/>
-          <w:sz w:val="28"/>
-          <w:szCs w:val="28"/>
-          <w:rtl/>
-        </w:rPr>
-        <w:t>דו''ח</w:t>
-      </w:r>
-      <w:proofErr w:type="spellEnd"/>
-      <w:r>
-        <w:rPr>
-          <w:rFonts w:ascii="David" w:hAnsi="David" w:cs="David"/>
-          <w:sz w:val="28"/>
-          <w:szCs w:val="28"/>
-          <w:rtl/>
-        </w:rPr>
-        <w:t xml:space="preserve"> לשרת עם פרטים הקשורים לקריסה</w:t>
+        <w:t>במקרה והמערכת קורסת, יישלח דו''ח לשרת עם פרטים הקשורים לקריסה</w:t>
       </w:r>
       <w:r>
         <w:rPr>
@@ -3685,7 +3611,7 @@
     </w:p>
     <w:p>
       <w:pPr>
-        <w:pStyle w:val="ListParagraph"/>
+        <w:pStyle w:val="a3"/>
         <w:numPr>
           <w:ilvl w:val="2"/>
           <w:numId w:val="4"/>
@@ -3706,27 +3632,7 @@
           <w:szCs w:val="28"/>
           <w:rtl/>
         </w:rPr>
-        <w:t xml:space="preserve">המערכת תשלח </w:t>
-      </w:r>
-      <w:proofErr w:type="spellStart"/>
-      <w:r>
-        <w:rPr>
-          <w:rFonts w:ascii="David" w:hAnsi="David" w:cs="David"/>
-          <w:sz w:val="28"/>
-          <w:szCs w:val="28"/>
-          <w:rtl/>
-        </w:rPr>
-        <w:t>דו''ח</w:t>
-      </w:r>
-      <w:proofErr w:type="spellEnd"/>
-      <w:r>
-        <w:rPr>
-          <w:rFonts w:ascii="David" w:hAnsi="David" w:cs="David"/>
-          <w:sz w:val="28"/>
-          <w:szCs w:val="28"/>
-          <w:rtl/>
-        </w:rPr>
-        <w:t xml:space="preserve"> לשרת עם נתוני שימוש אחרי יציאה מהאפליקצ</w:t>
+        <w:t>המערכת תשלח דו''ח לשרת עם נתוני שימוש אחרי יציאה מהאפליקצ</w:t>
       </w:r>
       <w:r>
         <w:rPr>
@@ -3758,7 +3664,7 @@
     </w:p>
     <w:p>
       <w:pPr>
-        <w:pStyle w:val="ListParagraph"/>
+        <w:pStyle w:val="a3"/>
         <w:numPr>
           <w:ilvl w:val="2"/>
           <w:numId w:val="4"/>
@@ -3818,7 +3724,7 @@
     </w:p>
     <w:p>
       <w:pPr>
-        <w:pStyle w:val="ListParagraph"/>
+        <w:pStyle w:val="a3"/>
         <w:numPr>
           <w:ilvl w:val="2"/>
           <w:numId w:val="4"/>
@@ -3853,7 +3759,7 @@
     </w:p>
     <w:p>
       <w:pPr>
-        <w:pStyle w:val="ListParagraph"/>
+        <w:pStyle w:val="a3"/>
         <w:numPr>
           <w:ilvl w:val="2"/>
           <w:numId w:val="4"/>
@@ -3939,7 +3845,7 @@
     </w:p>
     <w:p>
       <w:pPr>
-        <w:pStyle w:val="ListParagraph"/>
+        <w:pStyle w:val="a3"/>
         <w:numPr>
           <w:ilvl w:val="2"/>
           <w:numId w:val="4"/>
@@ -3974,7 +3880,7 @@
     </w:p>
     <w:p>
       <w:pPr>
-        <w:pStyle w:val="ListParagraph"/>
+        <w:pStyle w:val="a3"/>
         <w:numPr>
           <w:ilvl w:val="2"/>
           <w:numId w:val="4"/>
@@ -4034,7 +3940,7 @@
     </w:p>
     <w:p>
       <w:pPr>
-        <w:pStyle w:val="ListParagraph"/>
+        <w:pStyle w:val="a3"/>
         <w:numPr>
           <w:ilvl w:val="2"/>
           <w:numId w:val="4"/>
@@ -4086,7 +3992,7 @@
     </w:p>
     <w:p>
       <w:pPr>
-        <w:pStyle w:val="ListParagraph"/>
+        <w:pStyle w:val="a3"/>
         <w:numPr>
           <w:ilvl w:val="2"/>
           <w:numId w:val="4"/>
@@ -4138,7 +4044,7 @@
     </w:p>
     <w:p>
       <w:pPr>
-        <w:pStyle w:val="ListParagraph"/>
+        <w:pStyle w:val="a3"/>
         <w:numPr>
           <w:ilvl w:val="2"/>
           <w:numId w:val="4"/>
@@ -4182,7 +4088,7 @@
     </w:p>
     <w:p>
       <w:pPr>
-        <w:pStyle w:val="ListParagraph"/>
+        <w:pStyle w:val="a3"/>
         <w:numPr>
           <w:ilvl w:val="2"/>
           <w:numId w:val="4"/>
@@ -4208,7 +4114,7 @@
     </w:p>
     <w:p>
       <w:pPr>
-        <w:pStyle w:val="ListParagraph"/>
+        <w:pStyle w:val="a3"/>
         <w:numPr>
           <w:ilvl w:val="2"/>
           <w:numId w:val="4"/>
@@ -4243,7 +4149,7 @@
     </w:p>
     <w:p>
       <w:pPr>
-        <w:pStyle w:val="ListParagraph"/>
+        <w:pStyle w:val="a3"/>
         <w:numPr>
           <w:ilvl w:val="2"/>
           <w:numId w:val="4"/>
@@ -4287,7 +4193,7 @@
     </w:p>
     <w:p>
       <w:pPr>
-        <w:pStyle w:val="ListParagraph"/>
+        <w:pStyle w:val="a3"/>
         <w:numPr>
           <w:ilvl w:val="2"/>
           <w:numId w:val="4"/>
@@ -4322,7 +4228,7 @@
     </w:p>
     <w:p>
       <w:pPr>
-        <w:pStyle w:val="ListParagraph"/>
+        <w:pStyle w:val="a3"/>
         <w:numPr>
           <w:ilvl w:val="2"/>
           <w:numId w:val="4"/>
@@ -4357,7 +4263,7 @@
     </w:p>
     <w:p>
       <w:pPr>
-        <w:pStyle w:val="ListParagraph"/>
+        <w:pStyle w:val="a3"/>
         <w:numPr>
           <w:ilvl w:val="2"/>
           <w:numId w:val="4"/>
@@ -4438,7 +4344,7 @@
     </w:p>
     <w:p>
       <w:pPr>
-        <w:pStyle w:val="ListParagraph"/>
+        <w:pStyle w:val="a3"/>
         <w:numPr>
           <w:ilvl w:val="2"/>
           <w:numId w:val="4"/>
@@ -4528,7 +4434,7 @@
     </w:p>
     <w:p>
       <w:pPr>
-        <w:pStyle w:val="ListParagraph"/>
+        <w:pStyle w:val="a3"/>
         <w:numPr>
           <w:ilvl w:val="2"/>
           <w:numId w:val="4"/>
@@ -4601,7 +4507,7 @@
     </w:p>
     <w:p>
       <w:pPr>
-        <w:pStyle w:val="ListParagraph"/>
+        <w:pStyle w:val="a3"/>
         <w:numPr>
           <w:ilvl w:val="2"/>
           <w:numId w:val="4"/>
@@ -4674,7 +4580,7 @@
     </w:p>
     <w:p>
       <w:pPr>
-        <w:pStyle w:val="ListParagraph"/>
+        <w:pStyle w:val="a3"/>
         <w:numPr>
           <w:ilvl w:val="2"/>
           <w:numId w:val="4"/>
@@ -4747,7 +4653,7 @@
     </w:p>
     <w:p>
       <w:pPr>
-        <w:pStyle w:val="ListParagraph"/>
+        <w:pStyle w:val="a3"/>
         <w:numPr>
           <w:ilvl w:val="2"/>
           <w:numId w:val="4"/>
@@ -4820,7 +4726,7 @@
     </w:p>
     <w:p>
       <w:pPr>
-        <w:pStyle w:val="ListParagraph"/>
+        <w:pStyle w:val="a3"/>
         <w:numPr>
           <w:ilvl w:val="2"/>
           <w:numId w:val="4"/>
@@ -4893,7 +4799,7 @@
     </w:p>
     <w:p>
       <w:pPr>
-        <w:pStyle w:val="ListParagraph"/>
+        <w:pStyle w:val="a3"/>
         <w:numPr>
           <w:ilvl w:val="2"/>
           <w:numId w:val="4"/>
@@ -4966,7 +4872,7 @@
     </w:p>
     <w:p>
       <w:pPr>
-        <w:pStyle w:val="ListParagraph"/>
+        <w:pStyle w:val="a3"/>
         <w:numPr>
           <w:ilvl w:val="2"/>
           <w:numId w:val="4"/>
@@ -5001,7 +4907,7 @@
     </w:p>
     <w:p>
       <w:pPr>
-        <w:pStyle w:val="ListParagraph"/>
+        <w:pStyle w:val="a3"/>
         <w:numPr>
           <w:ilvl w:val="2"/>
           <w:numId w:val="4"/>
@@ -5036,7 +4942,7 @@
     </w:p>
     <w:p>
       <w:pPr>
-        <w:pStyle w:val="ListParagraph"/>
+        <w:pStyle w:val="a3"/>
         <w:numPr>
           <w:ilvl w:val="2"/>
           <w:numId w:val="4"/>
@@ -5071,7 +4977,7 @@
     </w:p>
     <w:p>
       <w:pPr>
-        <w:pStyle w:val="ListParagraph"/>
+        <w:pStyle w:val="a3"/>
         <w:numPr>
           <w:ilvl w:val="2"/>
           <w:numId w:val="4"/>
@@ -5106,7 +5012,7 @@
     </w:p>
     <w:p>
       <w:pPr>
-        <w:pStyle w:val="ListParagraph"/>
+        <w:pStyle w:val="a3"/>
         <w:numPr>
           <w:ilvl w:val="2"/>
           <w:numId w:val="4"/>
@@ -5141,7 +5047,7 @@
     </w:p>
     <w:p>
       <w:pPr>
-        <w:pStyle w:val="ListParagraph"/>
+        <w:pStyle w:val="a3"/>
         <w:numPr>
           <w:ilvl w:val="2"/>
           <w:numId w:val="4"/>
@@ -5176,7 +5082,7 @@
     </w:p>
     <w:p>
       <w:pPr>
-        <w:pStyle w:val="ListParagraph"/>
+        <w:pStyle w:val="a3"/>
         <w:numPr>
           <w:ilvl w:val="2"/>
           <w:numId w:val="4"/>
@@ -5197,48 +5103,37 @@
           <w:szCs w:val="28"/>
           <w:rtl/>
         </w:rPr>
+        <w:t>במסך סטטיסטיקות במצב מתקדם כל רכיב ברשימה מועשר בסידן ומייצג הוספה או הסרה של נתוני אפליקציה מהגרף</w:t>
+      </w:r>
+      <w:r>
+        <w:rPr>
+          <w:rFonts w:ascii="David" w:hAnsi="David" w:cs="David" w:hint="cs"/>
+          <w:sz w:val="28"/>
+          <w:szCs w:val="28"/>
+          <w:rtl/>
+        </w:rPr>
+        <w:t>.</w:t>
+      </w:r>
+    </w:p>
+    <w:p>
+      <w:pPr>
+        <w:bidi w:val="0"/>
+        <w:spacing w:after="0"/>
+        <w:ind w:right="67"/>
+        <w:jc w:val="both"/>
+        <w:rPr>
+          <w:rFonts w:ascii="David" w:hAnsi="David" w:cs="David"/>
+          <w:sz w:val="28"/>
+          <w:szCs w:val="28"/>
+        </w:rPr>
+      </w:pPr>
+      <w:r>
+        <w:rPr>
+          <w:rFonts w:ascii="David" w:eastAsia="Arial" w:hAnsi="David" w:cs="David"/>
+          <w:sz w:val="28"/>
+          <w:szCs w:val="28"/>
+        </w:rPr>
         <w:lastRenderedPageBreak/>
-        <w:t>במסך סטטיסטיקות במצב מתקדם כל רכיב ברשימה מועשר בסידן ומייצג הוספה או הסרה של נתוני אפליקציה מהגרף</w:t>
-      </w:r>
-      <w:r>
-        <w:rPr>
-          <w:rFonts w:ascii="David" w:hAnsi="David" w:cs="David" w:hint="cs"/>
-          <w:sz w:val="28"/>
-          <w:szCs w:val="28"/>
-          <w:rtl/>
-        </w:rPr>
-        <w:t>.</w:t>
-      </w:r>
-    </w:p>
-    <w:p>
-      <w:pPr>
-        <w:bidi w:val="0"/>
-        <w:spacing w:after="0"/>
-        <w:ind w:right="67"/>
-        <w:rPr>
-          <w:rFonts w:ascii="David" w:hAnsi="David" w:cs="David"/>
-          <w:sz w:val="28"/>
-          <w:szCs w:val="28"/>
-        </w:rPr>
-      </w:pPr>
-    </w:p>
-    <w:p>
-      <w:pPr>
-        <w:bidi w:val="0"/>
-        <w:spacing w:after="0"/>
-        <w:ind w:right="67"/>
-        <w:rPr>
-          <w:rFonts w:ascii="David" w:hAnsi="David" w:cs="David"/>
-          <w:sz w:val="28"/>
-          <w:szCs w:val="28"/>
-        </w:rPr>
-      </w:pPr>
-      <w:r>
-        <w:rPr>
-          <w:rFonts w:ascii="David" w:eastAsia="Arial" w:hAnsi="David" w:cs="David"/>
-          <w:sz w:val="28"/>
-          <w:szCs w:val="28"/>
-        </w:rPr>
         <w:t xml:space="preserve"> </w:t>
       </w:r>
     </w:p>
@@ -5264,7 +5159,7 @@
     </w:p>
     <w:p>
       <w:pPr>
-        <w:pStyle w:val="ListParagraph"/>
+        <w:pStyle w:val="a3"/>
         <w:numPr>
           <w:ilvl w:val="1"/>
           <w:numId w:val="4"/>
@@ -5335,7 +5230,7 @@
     </w:p>
     <w:p>
       <w:pPr>
-        <w:pStyle w:val="ListParagraph"/>
+        <w:pStyle w:val="a3"/>
         <w:spacing w:after="0"/>
         <w:ind w:left="927" w:right="343"/>
         <w:jc w:val="left"/>
@@ -5349,7 +5244,7 @@
     </w:p>
     <w:p>
       <w:pPr>
-        <w:pStyle w:val="ListParagraph"/>
+        <w:pStyle w:val="a3"/>
         <w:numPr>
           <w:ilvl w:val="2"/>
           <w:numId w:val="4"/>
@@ -5401,7 +5296,7 @@
     </w:p>
     <w:p>
       <w:pPr>
-        <w:pStyle w:val="ListParagraph"/>
+        <w:pStyle w:val="a3"/>
         <w:numPr>
           <w:ilvl w:val="2"/>
           <w:numId w:val="4"/>
@@ -5422,27 +5317,7 @@
           <w:szCs w:val="28"/>
           <w:rtl/>
         </w:rPr>
-        <w:t>המערכת תבטיח שליחת דו''</w:t>
-      </w:r>
-      <w:proofErr w:type="spellStart"/>
-      <w:r>
-        <w:rPr>
-          <w:rFonts w:ascii="David" w:hAnsi="David" w:cs="David"/>
-          <w:sz w:val="28"/>
-          <w:szCs w:val="28"/>
-          <w:rtl/>
-        </w:rPr>
-        <w:t>חות</w:t>
-      </w:r>
-      <w:proofErr w:type="spellEnd"/>
-      <w:r>
-        <w:rPr>
-          <w:rFonts w:ascii="David" w:hAnsi="David" w:cs="David"/>
-          <w:sz w:val="28"/>
-          <w:szCs w:val="28"/>
-          <w:rtl/>
-        </w:rPr>
-        <w:t xml:space="preserve"> לשרת</w:t>
+        <w:t>המערכת תבטיח שליחת דו''חות לשרת</w:t>
       </w:r>
       <w:r>
         <w:rPr>
@@ -5456,7 +5331,7 @@
     </w:p>
     <w:p>
       <w:pPr>
-        <w:pStyle w:val="ListParagraph"/>
+        <w:pStyle w:val="a3"/>
         <w:numPr>
           <w:ilvl w:val="2"/>
           <w:numId w:val="4"/>
@@ -5499,7 +5374,7 @@
     </w:p>
     <w:p>
       <w:pPr>
-        <w:pStyle w:val="ListParagraph"/>
+        <w:pStyle w:val="a3"/>
         <w:numPr>
           <w:ilvl w:val="2"/>
           <w:numId w:val="4"/>
@@ -5551,7 +5426,7 @@
     </w:p>
     <w:p>
       <w:pPr>
-        <w:pStyle w:val="ListParagraph"/>
+        <w:pStyle w:val="a3"/>
         <w:numPr>
           <w:ilvl w:val="2"/>
           <w:numId w:val="4"/>
@@ -5620,7 +5495,7 @@
     </w:p>
     <w:p>
       <w:pPr>
-        <w:pStyle w:val="ListParagraph"/>
+        <w:pStyle w:val="a3"/>
         <w:numPr>
           <w:ilvl w:val="2"/>
           <w:numId w:val="4"/>
@@ -5681,7 +5556,7 @@
     </w:p>
     <w:p>
       <w:pPr>
-        <w:pStyle w:val="ListParagraph"/>
+        <w:pStyle w:val="a3"/>
         <w:numPr>
           <w:ilvl w:val="2"/>
           <w:numId w:val="4"/>
@@ -5751,7 +5626,7 @@
     </w:p>
     <w:p>
       <w:pPr>
-        <w:pStyle w:val="ListParagraph"/>
+        <w:pStyle w:val="a3"/>
         <w:numPr>
           <w:ilvl w:val="2"/>
           <w:numId w:val="4"/>
@@ -5821,7 +5696,7 @@
     </w:p>
     <w:p>
       <w:pPr>
-        <w:pStyle w:val="ListParagraph"/>
+        <w:pStyle w:val="a3"/>
         <w:numPr>
           <w:ilvl w:val="2"/>
           <w:numId w:val="4"/>
@@ -5881,7 +5756,7 @@
     </w:p>
     <w:p>
       <w:pPr>
-        <w:pStyle w:val="ListParagraph"/>
+        <w:pStyle w:val="a3"/>
         <w:numPr>
           <w:ilvl w:val="2"/>
           <w:numId w:val="4"/>
@@ -5933,7 +5808,7 @@
     </w:p>
     <w:p>
       <w:pPr>
-        <w:pStyle w:val="ListParagraph"/>
+        <w:pStyle w:val="a3"/>
         <w:numPr>
           <w:ilvl w:val="2"/>
           <w:numId w:val="4"/>
@@ -5985,7 +5860,7 @@
     </w:p>
     <w:p>
       <w:pPr>
-        <w:pStyle w:val="ListParagraph"/>
+        <w:pStyle w:val="a3"/>
         <w:numPr>
           <w:ilvl w:val="2"/>
           <w:numId w:val="4"/>
@@ -6037,7 +5912,7 @@
     </w:p>
     <w:p>
       <w:pPr>
-        <w:pStyle w:val="ListParagraph"/>
+        <w:pStyle w:val="a3"/>
         <w:numPr>
           <w:ilvl w:val="2"/>
           <w:numId w:val="4"/>
@@ -6089,7 +5964,7 @@
     </w:p>
     <w:p>
       <w:pPr>
-        <w:pStyle w:val="ListParagraph"/>
+        <w:pStyle w:val="a3"/>
         <w:numPr>
           <w:ilvl w:val="2"/>
           <w:numId w:val="4"/>
@@ -6141,7 +6016,7 @@
     </w:p>
     <w:p>
       <w:pPr>
-        <w:pStyle w:val="ListParagraph"/>
+        <w:pStyle w:val="a3"/>
         <w:numPr>
           <w:ilvl w:val="2"/>
           <w:numId w:val="4"/>
@@ -6194,7 +6069,7 @@
     </w:p>
     <w:p>
       <w:pPr>
-        <w:pStyle w:val="ListParagraph"/>
+        <w:pStyle w:val="a3"/>
         <w:numPr>
           <w:ilvl w:val="2"/>
           <w:numId w:val="4"/>
@@ -6292,7 +6167,7 @@
     </w:p>
     <w:p>
       <w:pPr>
-        <w:pStyle w:val="ListParagraph"/>
+        <w:pStyle w:val="a3"/>
         <w:numPr>
           <w:ilvl w:val="2"/>
           <w:numId w:val="4"/>
@@ -6327,7 +6202,7 @@
     </w:p>
     <w:p>
       <w:pPr>
-        <w:pStyle w:val="ListParagraph"/>
+        <w:pStyle w:val="a3"/>
         <w:numPr>
           <w:ilvl w:val="2"/>
           <w:numId w:val="4"/>
@@ -6379,7 +6254,7 @@
     </w:p>
     <w:p>
       <w:pPr>
-        <w:pStyle w:val="ListParagraph"/>
+        <w:pStyle w:val="a3"/>
         <w:numPr>
           <w:ilvl w:val="2"/>
           <w:numId w:val="4"/>
@@ -6414,7 +6289,7 @@
     </w:p>
     <w:p>
       <w:pPr>
-        <w:pStyle w:val="ListParagraph"/>
+        <w:pStyle w:val="a3"/>
         <w:numPr>
           <w:ilvl w:val="2"/>
           <w:numId w:val="4"/>
@@ -6449,7 +6324,7 @@
     </w:p>
     <w:p>
       <w:pPr>
-        <w:pStyle w:val="ListParagraph"/>
+        <w:pStyle w:val="a3"/>
         <w:numPr>
           <w:ilvl w:val="2"/>
           <w:numId w:val="4"/>
@@ -6484,7 +6359,7 @@
     </w:p>
     <w:p>
       <w:pPr>
-        <w:pStyle w:val="ListParagraph"/>
+        <w:pStyle w:val="a3"/>
         <w:numPr>
           <w:ilvl w:val="2"/>
           <w:numId w:val="4"/>
@@ -6571,7 +6446,7 @@
     </w:p>
     <w:p>
       <w:pPr>
-        <w:pStyle w:val="ListParagraph"/>
+        <w:pStyle w:val="a3"/>
         <w:numPr>
           <w:ilvl w:val="2"/>
           <w:numId w:val="4"/>
@@ -6606,7 +6481,7 @@
     </w:p>
     <w:p>
       <w:pPr>
-        <w:pStyle w:val="ListParagraph"/>
+        <w:pStyle w:val="a3"/>
         <w:numPr>
           <w:ilvl w:val="2"/>
           <w:numId w:val="4"/>
@@ -6641,7 +6516,7 @@
     </w:p>
     <w:p>
       <w:pPr>
-        <w:pStyle w:val="ListParagraph"/>
+        <w:pStyle w:val="a3"/>
         <w:numPr>
           <w:ilvl w:val="2"/>
           <w:numId w:val="4"/>
@@ -6676,7 +6551,7 @@
     </w:p>
     <w:p>
       <w:pPr>
-        <w:pStyle w:val="ListParagraph"/>
+        <w:pStyle w:val="a3"/>
         <w:numPr>
           <w:ilvl w:val="2"/>
           <w:numId w:val="4"/>
@@ -6729,7 +6604,7 @@
     </w:p>
     <w:p>
       <w:pPr>
-        <w:pStyle w:val="ListParagraph"/>
+        <w:pStyle w:val="a3"/>
         <w:numPr>
           <w:ilvl w:val="2"/>
           <w:numId w:val="4"/>
@@ -6764,7 +6639,7 @@
     </w:p>
     <w:p>
       <w:pPr>
-        <w:pStyle w:val="ListParagraph"/>
+        <w:pStyle w:val="a3"/>
         <w:spacing w:after="0"/>
         <w:ind w:left="1712" w:right="343"/>
         <w:jc w:val="left"/>
@@ -6798,7 +6673,7 @@
     </w:p>
     <w:p>
       <w:pPr>
-        <w:pStyle w:val="ListParagraph"/>
+        <w:pStyle w:val="a3"/>
         <w:spacing w:after="0"/>
         <w:ind w:left="1712" w:right="343"/>
         <w:jc w:val="left"/>
@@ -6811,7 +6686,7 @@
     </w:p>
     <w:p>
       <w:pPr>
-        <w:pStyle w:val="ListParagraph"/>
+        <w:pStyle w:val="a3"/>
         <w:numPr>
           <w:ilvl w:val="0"/>
           <w:numId w:val="4"/>
@@ -6851,7 +6726,7 @@
     </w:p>
     <w:p>
       <w:pPr>
-        <w:pStyle w:val="ListParagraph"/>
+        <w:pStyle w:val="a3"/>
         <w:numPr>
           <w:ilvl w:val="1"/>
           <w:numId w:val="4"/>
@@ -6895,7 +6770,7 @@
     </w:p>
     <w:p>
       <w:pPr>
-        <w:pStyle w:val="ListParagraph"/>
+        <w:pStyle w:val="a3"/>
         <w:numPr>
           <w:ilvl w:val="2"/>
           <w:numId w:val="4"/>
@@ -6984,7 +6859,7 @@
     </w:p>
     <w:p>
       <w:pPr>
-        <w:pStyle w:val="ListParagraph"/>
+        <w:pStyle w:val="a3"/>
         <w:spacing w:after="0"/>
         <w:ind w:left="927" w:right="71"/>
         <w:jc w:val="left"/>
@@ -6998,7 +6873,7 @@
     </w:p>
     <w:p>
       <w:pPr>
-        <w:pStyle w:val="ListParagraph"/>
+        <w:pStyle w:val="a3"/>
         <w:numPr>
           <w:ilvl w:val="1"/>
           <w:numId w:val="4"/>
@@ -7024,7 +6899,7 @@
     </w:p>
     <w:p>
       <w:pPr>
-        <w:pStyle w:val="ListParagraph"/>
+        <w:pStyle w:val="a3"/>
         <w:numPr>
           <w:ilvl w:val="2"/>
           <w:numId w:val="4"/>
@@ -7051,7 +6926,7 @@
     </w:p>
     <w:p>
       <w:pPr>
-        <w:pStyle w:val="ListParagraph"/>
+        <w:pStyle w:val="a3"/>
         <w:spacing w:after="0"/>
         <w:ind w:left="927" w:right="71"/>
         <w:jc w:val="left"/>
@@ -7099,7 +6974,7 @@
     </w:p>
     <w:p>
       <w:pPr>
-        <w:pStyle w:val="ListParagraph"/>
+        <w:pStyle w:val="a3"/>
         <w:spacing w:after="0"/>
         <w:ind w:left="927" w:right="71"/>
         <w:jc w:val="left"/>
@@ -7113,7 +6988,7 @@
     </w:p>
     <w:p>
       <w:pPr>
-        <w:pStyle w:val="ListParagraph"/>
+        <w:pStyle w:val="a3"/>
         <w:numPr>
           <w:ilvl w:val="1"/>
           <w:numId w:val="4"/>
@@ -7139,7 +7014,7 @@
     </w:p>
     <w:p>
       <w:pPr>
-        <w:pStyle w:val="ListParagraph"/>
+        <w:pStyle w:val="a3"/>
         <w:numPr>
           <w:ilvl w:val="2"/>
           <w:numId w:val="4"/>
@@ -7240,7 +7115,7 @@
     </w:p>
     <w:p>
       <w:pPr>
-        <w:pStyle w:val="ListParagraph"/>
+        <w:pStyle w:val="a3"/>
         <w:numPr>
           <w:ilvl w:val="0"/>
           <w:numId w:val="4"/>
@@ -7269,7 +7144,7 @@
     </w:p>
     <w:p>
       <w:pPr>
-        <w:pStyle w:val="ListParagraph"/>
+        <w:pStyle w:val="a3"/>
         <w:spacing w:after="103"/>
         <w:jc w:val="left"/>
         <w:rPr>
@@ -7284,7 +7159,7 @@
     </w:p>
     <w:p>
       <w:pPr>
-        <w:pStyle w:val="ListParagraph"/>
+        <w:pStyle w:val="a3"/>
         <w:numPr>
           <w:ilvl w:val="1"/>
           <w:numId w:val="4"/>
@@ -7315,7 +7190,7 @@
     </w:p>
     <w:p>
       <w:pPr>
-        <w:pStyle w:val="ListParagraph"/>
+        <w:pStyle w:val="a3"/>
         <w:spacing w:after="103"/>
         <w:ind w:left="927"/>
         <w:jc w:val="left"/>
@@ -7329,7 +7204,7 @@
     </w:p>
     <w:p>
       <w:pPr>
-        <w:pStyle w:val="ListParagraph"/>
+        <w:pStyle w:val="a3"/>
         <w:spacing w:after="103"/>
         <w:ind w:left="927"/>
         <w:jc w:val="left"/>
@@ -7788,7 +7663,86 @@
     </w:p>
     <w:p>
       <w:pPr>
-        <w:pStyle w:val="ListParagraph"/>
+        <w:pStyle w:val="a3"/>
+        <w:ind w:left="927"/>
+        <w:jc w:val="left"/>
+        <w:rPr>
+          <w:rFonts w:ascii="David" w:eastAsia="Times New Roman" w:hAnsi="David" w:cs="David"/>
+          <w:b/>
+          <w:bCs/>
+          <w:sz w:val="28"/>
+          <w:szCs w:val="28"/>
+          <w:u w:val="single"/>
+          <w:rtl/>
+        </w:rPr>
+      </w:pPr>
+    </w:p>
+    <w:p>
+      <w:pPr>
+        <w:pStyle w:val="a3"/>
+        <w:ind w:left="927"/>
+        <w:jc w:val="left"/>
+        <w:rPr>
+          <w:rFonts w:ascii="David" w:eastAsia="Times New Roman" w:hAnsi="David" w:cs="David"/>
+          <w:b/>
+          <w:bCs/>
+          <w:sz w:val="28"/>
+          <w:szCs w:val="28"/>
+          <w:u w:val="single"/>
+          <w:rtl/>
+        </w:rPr>
+      </w:pPr>
+    </w:p>
+    <w:p>
+      <w:pPr>
+        <w:pStyle w:val="a3"/>
+        <w:ind w:left="927"/>
+        <w:jc w:val="left"/>
+        <w:rPr>
+          <w:rFonts w:ascii="David" w:eastAsia="Times New Roman" w:hAnsi="David" w:cs="David"/>
+          <w:b/>
+          <w:bCs/>
+          <w:sz w:val="28"/>
+          <w:szCs w:val="28"/>
+          <w:u w:val="single"/>
+          <w:rtl/>
+        </w:rPr>
+      </w:pPr>
+    </w:p>
+    <w:p>
+      <w:pPr>
+        <w:pStyle w:val="a3"/>
+        <w:ind w:left="927"/>
+        <w:jc w:val="left"/>
+        <w:rPr>
+          <w:rFonts w:ascii="David" w:eastAsia="Times New Roman" w:hAnsi="David" w:cs="David"/>
+          <w:b/>
+          <w:bCs/>
+          <w:sz w:val="28"/>
+          <w:szCs w:val="28"/>
+          <w:u w:val="single"/>
+          <w:rtl/>
+        </w:rPr>
+      </w:pPr>
+    </w:p>
+    <w:p>
+      <w:pPr>
+        <w:pStyle w:val="a3"/>
+        <w:ind w:left="927"/>
+        <w:jc w:val="left"/>
+        <w:rPr>
+          <w:rFonts w:ascii="David" w:eastAsia="Times New Roman" w:hAnsi="David" w:cs="David"/>
+          <w:b/>
+          <w:bCs/>
+          <w:sz w:val="28"/>
+          <w:szCs w:val="28"/>
+          <w:u w:val="single"/>
+        </w:rPr>
+      </w:pPr>
+    </w:p>
+    <w:p>
+      <w:pPr>
+        <w:pStyle w:val="a3"/>
         <w:numPr>
           <w:ilvl w:val="1"/>
           <w:numId w:val="4"/>
@@ -7813,6 +7767,7 @@
           <w:u w:val="single"/>
           <w:rtl/>
         </w:rPr>
+        <w:lastRenderedPageBreak/>
         <w:t xml:space="preserve">טכנולוגיות בשימוש </w:t>
       </w:r>
       <w:r>
@@ -7830,7 +7785,7 @@
     </w:p>
     <w:p>
       <w:pPr>
-        <w:pStyle w:val="ListParagraph"/>
+        <w:pStyle w:val="a3"/>
         <w:numPr>
           <w:ilvl w:val="0"/>
           <w:numId w:val="5"/>
@@ -7847,7 +7802,7 @@
     </w:p>
     <w:p>
       <w:pPr>
-        <w:pStyle w:val="ListParagraph"/>
+        <w:pStyle w:val="a3"/>
         <w:numPr>
           <w:ilvl w:val="0"/>
           <w:numId w:val="5"/>
@@ -7864,7 +7819,7 @@
     </w:p>
     <w:p>
       <w:pPr>
-        <w:pStyle w:val="ListParagraph"/>
+        <w:pStyle w:val="a3"/>
         <w:numPr>
           <w:ilvl w:val="0"/>
           <w:numId w:val="5"/>
@@ -7881,7 +7836,7 @@
     </w:p>
     <w:p>
       <w:pPr>
-        <w:pStyle w:val="ListParagraph"/>
+        <w:pStyle w:val="a3"/>
         <w:numPr>
           <w:ilvl w:val="0"/>
           <w:numId w:val="5"/>
@@ -7898,7 +7853,7 @@
     </w:p>
     <w:p>
       <w:pPr>
-        <w:pStyle w:val="ListParagraph"/>
+        <w:pStyle w:val="a3"/>
         <w:numPr>
           <w:ilvl w:val="0"/>
           <w:numId w:val="5"/>
@@ -7915,7 +7870,7 @@
     </w:p>
     <w:p>
       <w:pPr>
-        <w:pStyle w:val="ListParagraph"/>
+        <w:pStyle w:val="a3"/>
         <w:numPr>
           <w:ilvl w:val="0"/>
           <w:numId w:val="5"/>
@@ -7932,7 +7887,7 @@
     </w:p>
     <w:p>
       <w:pPr>
-        <w:pStyle w:val="ListParagraph"/>
+        <w:pStyle w:val="a3"/>
         <w:numPr>
           <w:ilvl w:val="0"/>
           <w:numId w:val="5"/>
@@ -7949,7 +7904,7 @@
     </w:p>
     <w:p>
       <w:pPr>
-        <w:pStyle w:val="ListParagraph"/>
+        <w:pStyle w:val="a3"/>
         <w:numPr>
           <w:ilvl w:val="1"/>
           <w:numId w:val="5"/>
@@ -7966,7 +7921,7 @@
     </w:p>
     <w:p>
       <w:pPr>
-        <w:pStyle w:val="ListParagraph"/>
+        <w:pStyle w:val="a3"/>
         <w:numPr>
           <w:ilvl w:val="1"/>
           <w:numId w:val="5"/>
@@ -7983,7 +7938,7 @@
     </w:p>
     <w:p>
       <w:pPr>
-        <w:pStyle w:val="ListParagraph"/>
+        <w:pStyle w:val="a3"/>
         <w:numPr>
           <w:ilvl w:val="2"/>
           <w:numId w:val="5"/>
@@ -8033,7 +7988,7 @@
     </w:p>
     <w:p>
       <w:pPr>
-        <w:pStyle w:val="ListParagraph"/>
+        <w:pStyle w:val="a3"/>
         <w:numPr>
           <w:ilvl w:val="2"/>
           <w:numId w:val="5"/>
@@ -8095,7 +8050,7 @@
     </w:p>
     <w:p>
       <w:pPr>
-        <w:pStyle w:val="ListParagraph"/>
+        <w:pStyle w:val="a3"/>
         <w:numPr>
           <w:ilvl w:val="1"/>
           <w:numId w:val="4"/>
@@ -8122,13 +8077,12 @@
           <w:u w:val="single"/>
           <w:rtl/>
         </w:rPr>
-        <w:lastRenderedPageBreak/>
         <w:t xml:space="preserve"> שפות הפיתוח:</w:t>
       </w:r>
     </w:p>
     <w:p>
       <w:pPr>
-        <w:pStyle w:val="ListParagraph"/>
+        <w:pStyle w:val="a3"/>
         <w:numPr>
           <w:ilvl w:val="0"/>
           <w:numId w:val="6"/>
@@ -8146,7 +8100,7 @@
     </w:p>
     <w:p>
       <w:pPr>
-        <w:pStyle w:val="ListParagraph"/>
+        <w:pStyle w:val="a3"/>
         <w:numPr>
           <w:ilvl w:val="0"/>
           <w:numId w:val="6"/>
@@ -8164,7 +8118,7 @@
     </w:p>
     <w:p>
       <w:pPr>
-        <w:pStyle w:val="ListParagraph"/>
+        <w:pStyle w:val="a3"/>
         <w:numPr>
           <w:ilvl w:val="0"/>
           <w:numId w:val="6"/>
@@ -8182,7 +8136,7 @@
     </w:p>
     <w:p>
       <w:pPr>
-        <w:pStyle w:val="ListParagraph"/>
+        <w:pStyle w:val="a3"/>
         <w:numPr>
           <w:ilvl w:val="0"/>
           <w:numId w:val="6"/>
@@ -8200,7 +8154,7 @@
     </w:p>
     <w:p>
       <w:pPr>
-        <w:pStyle w:val="ListParagraph"/>
+        <w:pStyle w:val="a3"/>
         <w:numPr>
           <w:ilvl w:val="0"/>
           <w:numId w:val="6"/>
@@ -8218,7 +8172,7 @@
     </w:p>
     <w:p>
       <w:pPr>
-        <w:pStyle w:val="ListParagraph"/>
+        <w:pStyle w:val="a3"/>
         <w:numPr>
           <w:ilvl w:val="0"/>
           <w:numId w:val="6"/>
@@ -8236,7 +8190,7 @@
     </w:p>
     <w:p>
       <w:pPr>
-        <w:pStyle w:val="ListParagraph"/>
+        <w:pStyle w:val="a3"/>
         <w:numPr>
           <w:ilvl w:val="0"/>
           <w:numId w:val="6"/>
@@ -8254,7 +8208,7 @@
     </w:p>
     <w:p>
       <w:pPr>
-        <w:pStyle w:val="ListParagraph"/>
+        <w:pStyle w:val="a3"/>
         <w:numPr>
           <w:ilvl w:val="1"/>
           <w:numId w:val="6"/>
@@ -8272,7 +8226,7 @@
     </w:p>
     <w:p>
       <w:pPr>
-        <w:pStyle w:val="ListParagraph"/>
+        <w:pStyle w:val="a3"/>
         <w:numPr>
           <w:ilvl w:val="1"/>
           <w:numId w:val="6"/>
@@ -8290,7 +8244,7 @@
     </w:p>
     <w:p>
       <w:pPr>
-        <w:pStyle w:val="ListParagraph"/>
+        <w:pStyle w:val="a3"/>
         <w:numPr>
           <w:ilvl w:val="1"/>
           <w:numId w:val="6"/>
@@ -8308,7 +8262,7 @@
     </w:p>
     <w:p>
       <w:pPr>
-        <w:pStyle w:val="ListParagraph"/>
+        <w:pStyle w:val="a3"/>
         <w:numPr>
           <w:ilvl w:val="2"/>
           <w:numId w:val="6"/>
@@ -8380,7 +8334,7 @@
     </w:p>
     <w:p>
       <w:pPr>
-        <w:pStyle w:val="ListParagraph"/>
+        <w:pStyle w:val="a3"/>
         <w:spacing w:after="22"/>
         <w:ind w:left="1647" w:right="52"/>
         <w:jc w:val="left"/>
@@ -8405,7 +8359,7 @@
     </w:p>
     <w:p>
       <w:pPr>
-        <w:pStyle w:val="ListParagraph"/>
+        <w:pStyle w:val="a3"/>
         <w:numPr>
           <w:ilvl w:val="1"/>
           <w:numId w:val="4"/>
@@ -8521,7 +8475,7 @@
     </w:p>
     <w:p>
       <w:pPr>
-        <w:pStyle w:val="ListParagraph"/>
+        <w:pStyle w:val="a3"/>
         <w:spacing w:after="22"/>
         <w:ind w:left="1647" w:right="52"/>
         <w:jc w:val="left"/>
@@ -8537,7 +8491,7 @@
     </w:p>
     <w:p>
       <w:pPr>
-        <w:pStyle w:val="ListParagraph"/>
+        <w:pStyle w:val="a3"/>
         <w:numPr>
           <w:ilvl w:val="1"/>
           <w:numId w:val="4"/>
@@ -8580,7 +8534,7 @@
     </w:p>
     <w:p>
       <w:pPr>
-        <w:pStyle w:val="ListParagraph"/>
+        <w:pStyle w:val="a3"/>
         <w:spacing w:after="22"/>
         <w:ind w:left="927" w:right="52"/>
         <w:jc w:val="left"/>
@@ -8597,7 +8551,7 @@
     </w:p>
     <w:p>
       <w:pPr>
-        <w:pStyle w:val="ListParagraph"/>
+        <w:pStyle w:val="a3"/>
         <w:spacing w:after="22"/>
         <w:ind w:left="927" w:right="52"/>
         <w:jc w:val="left"/>
@@ -8611,6 +8565,22 @@
           <w:rtl/>
         </w:rPr>
       </w:pPr>
+    </w:p>
+    <w:p>
+      <w:pPr>
+        <w:pStyle w:val="a3"/>
+        <w:spacing w:after="22"/>
+        <w:ind w:left="927" w:right="52"/>
+        <w:jc w:val="left"/>
+        <w:rPr>
+          <w:rFonts w:ascii="David" w:hAnsi="David" w:cs="David"/>
+          <w:b/>
+          <w:bCs/>
+          <w:sz w:val="28"/>
+          <w:szCs w:val="28"/>
+          <w:u w:val="single"/>
+        </w:rPr>
+      </w:pPr>
       <w:r>
         <w:rPr>
           <w:rFonts w:ascii="David" w:hAnsi="David" w:cs="David"/>
@@ -8622,68 +8592,74 @@
           <w:u w:val="single"/>
         </w:rPr>
         <w:drawing>
-          <wp:anchor distT="0" distB="0" distL="114300" distR="114300" simplePos="0" relativeHeight="251664384" behindDoc="1" locked="0" layoutInCell="1" allowOverlap="1" wp14:anchorId="38F419BD" wp14:editId="0BFF3EEC">
+          <wp:anchor distT="0" distB="0" distL="114300" distR="114300" simplePos="0" relativeHeight="251664384" behindDoc="1" locked="0" layoutInCell="1" allowOverlap="1" wp14:anchorId="38F419BD" wp14:editId="34B742A5">
             <wp:simplePos x="0" y="0"/>
             <wp:positionH relativeFrom="column">
-              <wp:posOffset>216535</wp:posOffset>
+              <wp:posOffset>193675</wp:posOffset>
             </wp:positionH>
             <wp:positionV relativeFrom="paragraph">
-              <wp:posOffset>123467</wp:posOffset>
+              <wp:posOffset>87630</wp:posOffset>
             </wp:positionV>
-            <wp:extent cx="7085727" cy="4937760"/>
-            <wp:effectExtent l="0" t="0" r="0" b="0"/>
+            <wp:extent cx="6697980" cy="5123815"/>
+            <wp:effectExtent l="0" t="0" r="7620" b="0"/>
             <wp:wrapTight wrapText="bothSides">
               <wp:wrapPolygon edited="0">
-                <wp:start x="6330" y="417"/>
-                <wp:lineTo x="4298" y="583"/>
-                <wp:lineTo x="2904" y="1167"/>
-                <wp:lineTo x="2904" y="3917"/>
-                <wp:lineTo x="3310" y="4583"/>
-                <wp:lineTo x="3717" y="4583"/>
-                <wp:lineTo x="1858" y="5000"/>
-                <wp:lineTo x="1858" y="5500"/>
-                <wp:lineTo x="3543" y="5917"/>
-                <wp:lineTo x="2033" y="6750"/>
-                <wp:lineTo x="1800" y="7000"/>
-                <wp:lineTo x="1684" y="9917"/>
-                <wp:lineTo x="871" y="10667"/>
-                <wp:lineTo x="871" y="11083"/>
-                <wp:lineTo x="1916" y="11250"/>
-                <wp:lineTo x="1568" y="12583"/>
-                <wp:lineTo x="523" y="13833"/>
-                <wp:lineTo x="1626" y="15250"/>
-                <wp:lineTo x="348" y="15750"/>
-                <wp:lineTo x="348" y="16167"/>
-                <wp:lineTo x="1684" y="16583"/>
-                <wp:lineTo x="581" y="17917"/>
-                <wp:lineTo x="581" y="18083"/>
-                <wp:lineTo x="1278" y="19250"/>
-                <wp:lineTo x="1394" y="21333"/>
-                <wp:lineTo x="13706" y="21333"/>
-                <wp:lineTo x="13822" y="18833"/>
-                <wp:lineTo x="2439" y="17917"/>
-                <wp:lineTo x="7085" y="17917"/>
-                <wp:lineTo x="13764" y="17167"/>
-                <wp:lineTo x="13880" y="16583"/>
-                <wp:lineTo x="17597" y="15333"/>
-                <wp:lineTo x="18758" y="15250"/>
-                <wp:lineTo x="19978" y="14583"/>
-                <wp:lineTo x="19920" y="13917"/>
-                <wp:lineTo x="20907" y="13917"/>
-                <wp:lineTo x="21488" y="13417"/>
-                <wp:lineTo x="21430" y="11250"/>
-                <wp:lineTo x="19804" y="9917"/>
-                <wp:lineTo x="20442" y="8750"/>
-                <wp:lineTo x="19629" y="8583"/>
-                <wp:lineTo x="13415" y="8583"/>
-                <wp:lineTo x="14403" y="7250"/>
-                <wp:lineTo x="14925" y="6083"/>
-                <wp:lineTo x="15041" y="4000"/>
-                <wp:lineTo x="14112" y="3833"/>
-                <wp:lineTo x="7201" y="3250"/>
-                <wp:lineTo x="7201" y="1917"/>
-                <wp:lineTo x="6562" y="417"/>
-                <wp:lineTo x="6330" y="417"/>
+                <wp:start x="4116" y="482"/>
+                <wp:lineTo x="2887" y="1847"/>
+                <wp:lineTo x="2887" y="3935"/>
+                <wp:lineTo x="3256" y="4497"/>
+                <wp:lineTo x="3747" y="4497"/>
+                <wp:lineTo x="1843" y="4979"/>
+                <wp:lineTo x="1843" y="5541"/>
+                <wp:lineTo x="3625" y="5782"/>
+                <wp:lineTo x="1782" y="6906"/>
+                <wp:lineTo x="1659" y="9637"/>
+                <wp:lineTo x="799" y="10841"/>
+                <wp:lineTo x="799" y="11002"/>
+                <wp:lineTo x="1659" y="12207"/>
+                <wp:lineTo x="1597" y="12367"/>
+                <wp:lineTo x="1720" y="13492"/>
+                <wp:lineTo x="553" y="13492"/>
+                <wp:lineTo x="553" y="13973"/>
+                <wp:lineTo x="1904" y="14777"/>
+                <wp:lineTo x="246" y="15901"/>
+                <wp:lineTo x="246" y="16142"/>
+                <wp:lineTo x="1904" y="17346"/>
+                <wp:lineTo x="553" y="17909"/>
+                <wp:lineTo x="553" y="18230"/>
+                <wp:lineTo x="2027" y="18631"/>
+                <wp:lineTo x="1474" y="18872"/>
+                <wp:lineTo x="1413" y="21362"/>
+                <wp:lineTo x="13700" y="21362"/>
+                <wp:lineTo x="13823" y="18872"/>
+                <wp:lineTo x="13331" y="18792"/>
+                <wp:lineTo x="2457" y="18551"/>
+                <wp:lineTo x="2396" y="17828"/>
+                <wp:lineTo x="2212" y="17346"/>
+                <wp:lineTo x="11488" y="17346"/>
+                <wp:lineTo x="14990" y="17025"/>
+                <wp:lineTo x="14928" y="16061"/>
+                <wp:lineTo x="15666" y="16061"/>
+                <wp:lineTo x="19229" y="15017"/>
+                <wp:lineTo x="19720" y="14777"/>
+                <wp:lineTo x="21440" y="13733"/>
+                <wp:lineTo x="21563" y="11404"/>
+                <wp:lineTo x="21317" y="11163"/>
+                <wp:lineTo x="19782" y="10922"/>
+                <wp:lineTo x="19904" y="9637"/>
+                <wp:lineTo x="20457" y="8754"/>
+                <wp:lineTo x="19966" y="8593"/>
+                <wp:lineTo x="13331" y="8352"/>
+                <wp:lineTo x="14314" y="7147"/>
+                <wp:lineTo x="14560" y="7067"/>
+                <wp:lineTo x="15051" y="6184"/>
+                <wp:lineTo x="15113" y="3935"/>
+                <wp:lineTo x="14130" y="3774"/>
+                <wp:lineTo x="7249" y="3212"/>
+                <wp:lineTo x="7311" y="1927"/>
+                <wp:lineTo x="6881" y="1044"/>
+                <wp:lineTo x="6696" y="482"/>
+                <wp:lineTo x="4116" y="482"/>
               </wp:wrapPolygon>
             </wp:wrapTight>
             <wp:docPr id="2" name="תמונה 2"/>
@@ -8715,7 +8691,7 @@
                   <pic:spPr bwMode="auto">
                     <a:xfrm>
                       <a:off x="0" y="0"/>
-                      <a:ext cx="7085727" cy="4937760"/>
+                      <a:ext cx="6697980" cy="5123815"/>
                     </a:xfrm>
                     <a:prstGeom prst="rect">
                       <a:avLst/>
@@ -8740,7 +8716,342 @@
     </w:p>
     <w:p>
       <w:pPr>
-        <w:pStyle w:val="ListParagraph"/>
+        <w:spacing w:after="22"/>
+        <w:ind w:left="567" w:right="52"/>
+        <w:jc w:val="left"/>
+        <w:rPr>
+          <w:rFonts w:ascii="David" w:hAnsi="David" w:cs="David"/>
+          <w:b/>
+          <w:bCs/>
+          <w:sz w:val="28"/>
+          <w:szCs w:val="28"/>
+          <w:u w:val="single"/>
+          <w:rtl/>
+        </w:rPr>
+      </w:pPr>
+    </w:p>
+    <w:p>
+      <w:pPr>
+        <w:spacing w:after="22"/>
+        <w:ind w:left="567" w:right="52"/>
+        <w:jc w:val="left"/>
+        <w:rPr>
+          <w:rFonts w:ascii="David" w:hAnsi="David" w:cs="David"/>
+          <w:b/>
+          <w:bCs/>
+          <w:sz w:val="28"/>
+          <w:szCs w:val="28"/>
+          <w:u w:val="single"/>
+          <w:rtl/>
+        </w:rPr>
+      </w:pPr>
+    </w:p>
+    <w:p>
+      <w:pPr>
+        <w:spacing w:after="22"/>
+        <w:ind w:left="567" w:right="52"/>
+        <w:jc w:val="left"/>
+        <w:rPr>
+          <w:rFonts w:ascii="David" w:hAnsi="David" w:cs="David"/>
+          <w:b/>
+          <w:bCs/>
+          <w:sz w:val="28"/>
+          <w:szCs w:val="28"/>
+          <w:u w:val="single"/>
+          <w:rtl/>
+        </w:rPr>
+      </w:pPr>
+    </w:p>
+    <w:p>
+      <w:pPr>
+        <w:spacing w:after="22"/>
+        <w:ind w:left="567" w:right="52"/>
+        <w:jc w:val="left"/>
+        <w:rPr>
+          <w:rFonts w:ascii="David" w:hAnsi="David" w:cs="David"/>
+          <w:b/>
+          <w:bCs/>
+          <w:sz w:val="28"/>
+          <w:szCs w:val="28"/>
+          <w:u w:val="single"/>
+          <w:rtl/>
+        </w:rPr>
+      </w:pPr>
+    </w:p>
+    <w:p>
+      <w:pPr>
+        <w:spacing w:after="22"/>
+        <w:ind w:left="567" w:right="52"/>
+        <w:jc w:val="left"/>
+        <w:rPr>
+          <w:rFonts w:ascii="David" w:hAnsi="David" w:cs="David"/>
+          <w:b/>
+          <w:bCs/>
+          <w:sz w:val="28"/>
+          <w:szCs w:val="28"/>
+          <w:u w:val="single"/>
+          <w:rtl/>
+        </w:rPr>
+      </w:pPr>
+    </w:p>
+    <w:p>
+      <w:pPr>
+        <w:spacing w:after="22"/>
+        <w:ind w:left="567" w:right="52"/>
+        <w:jc w:val="left"/>
+        <w:rPr>
+          <w:rFonts w:ascii="David" w:hAnsi="David" w:cs="David"/>
+          <w:b/>
+          <w:bCs/>
+          <w:sz w:val="28"/>
+          <w:szCs w:val="28"/>
+          <w:u w:val="single"/>
+          <w:rtl/>
+        </w:rPr>
+      </w:pPr>
+    </w:p>
+    <w:p>
+      <w:pPr>
+        <w:spacing w:after="22"/>
+        <w:ind w:left="567" w:right="52"/>
+        <w:jc w:val="left"/>
+        <w:rPr>
+          <w:rFonts w:ascii="David" w:hAnsi="David" w:cs="David"/>
+          <w:b/>
+          <w:bCs/>
+          <w:sz w:val="28"/>
+          <w:szCs w:val="28"/>
+          <w:u w:val="single"/>
+          <w:rtl/>
+        </w:rPr>
+      </w:pPr>
+    </w:p>
+    <w:p>
+      <w:pPr>
+        <w:spacing w:after="22"/>
+        <w:ind w:left="567" w:right="52"/>
+        <w:jc w:val="left"/>
+        <w:rPr>
+          <w:rFonts w:ascii="David" w:hAnsi="David" w:cs="David"/>
+          <w:b/>
+          <w:bCs/>
+          <w:sz w:val="28"/>
+          <w:szCs w:val="28"/>
+          <w:u w:val="single"/>
+          <w:rtl/>
+        </w:rPr>
+      </w:pPr>
+    </w:p>
+    <w:p>
+      <w:pPr>
+        <w:spacing w:after="22"/>
+        <w:ind w:left="567" w:right="52"/>
+        <w:jc w:val="left"/>
+        <w:rPr>
+          <w:rFonts w:ascii="David" w:hAnsi="David" w:cs="David"/>
+          <w:b/>
+          <w:bCs/>
+          <w:sz w:val="28"/>
+          <w:szCs w:val="28"/>
+          <w:u w:val="single"/>
+          <w:rtl/>
+        </w:rPr>
+      </w:pPr>
+    </w:p>
+    <w:p>
+      <w:pPr>
+        <w:spacing w:after="22"/>
+        <w:ind w:left="567" w:right="52"/>
+        <w:jc w:val="left"/>
+        <w:rPr>
+          <w:rFonts w:ascii="David" w:hAnsi="David" w:cs="David"/>
+          <w:b/>
+          <w:bCs/>
+          <w:sz w:val="28"/>
+          <w:szCs w:val="28"/>
+          <w:u w:val="single"/>
+          <w:rtl/>
+        </w:rPr>
+      </w:pPr>
+    </w:p>
+    <w:p>
+      <w:pPr>
+        <w:spacing w:after="22"/>
+        <w:ind w:left="567" w:right="52"/>
+        <w:jc w:val="left"/>
+        <w:rPr>
+          <w:rFonts w:ascii="David" w:hAnsi="David" w:cs="David"/>
+          <w:b/>
+          <w:bCs/>
+          <w:sz w:val="28"/>
+          <w:szCs w:val="28"/>
+          <w:u w:val="single"/>
+          <w:rtl/>
+        </w:rPr>
+      </w:pPr>
+    </w:p>
+    <w:p>
+      <w:pPr>
+        <w:spacing w:after="22"/>
+        <w:ind w:left="567" w:right="52"/>
+        <w:jc w:val="left"/>
+        <w:rPr>
+          <w:rFonts w:ascii="David" w:hAnsi="David" w:cs="David"/>
+          <w:b/>
+          <w:bCs/>
+          <w:sz w:val="28"/>
+          <w:szCs w:val="28"/>
+          <w:u w:val="single"/>
+          <w:rtl/>
+        </w:rPr>
+      </w:pPr>
+    </w:p>
+    <w:p>
+      <w:pPr>
+        <w:spacing w:after="22"/>
+        <w:ind w:left="567" w:right="52"/>
+        <w:jc w:val="left"/>
+        <w:rPr>
+          <w:rFonts w:ascii="David" w:hAnsi="David" w:cs="David"/>
+          <w:b/>
+          <w:bCs/>
+          <w:sz w:val="28"/>
+          <w:szCs w:val="28"/>
+          <w:u w:val="single"/>
+          <w:rtl/>
+        </w:rPr>
+      </w:pPr>
+    </w:p>
+    <w:p>
+      <w:pPr>
+        <w:spacing w:after="22"/>
+        <w:ind w:left="567" w:right="52"/>
+        <w:jc w:val="left"/>
+        <w:rPr>
+          <w:rFonts w:ascii="David" w:hAnsi="David" w:cs="David"/>
+          <w:b/>
+          <w:bCs/>
+          <w:sz w:val="28"/>
+          <w:szCs w:val="28"/>
+          <w:u w:val="single"/>
+          <w:rtl/>
+        </w:rPr>
+      </w:pPr>
+    </w:p>
+    <w:p>
+      <w:pPr>
+        <w:spacing w:after="22"/>
+        <w:ind w:left="567" w:right="52"/>
+        <w:jc w:val="left"/>
+        <w:rPr>
+          <w:rFonts w:ascii="David" w:hAnsi="David" w:cs="David"/>
+          <w:b/>
+          <w:bCs/>
+          <w:sz w:val="28"/>
+          <w:szCs w:val="28"/>
+          <w:u w:val="single"/>
+          <w:rtl/>
+        </w:rPr>
+      </w:pPr>
+    </w:p>
+    <w:p>
+      <w:pPr>
+        <w:spacing w:after="22"/>
+        <w:ind w:left="567" w:right="52"/>
+        <w:jc w:val="left"/>
+        <w:rPr>
+          <w:rFonts w:ascii="David" w:hAnsi="David" w:cs="David"/>
+          <w:b/>
+          <w:bCs/>
+          <w:sz w:val="28"/>
+          <w:szCs w:val="28"/>
+          <w:u w:val="single"/>
+          <w:rtl/>
+        </w:rPr>
+      </w:pPr>
+    </w:p>
+    <w:p>
+      <w:pPr>
+        <w:spacing w:after="22"/>
+        <w:ind w:left="567" w:right="52"/>
+        <w:jc w:val="left"/>
+        <w:rPr>
+          <w:rFonts w:ascii="David" w:hAnsi="David" w:cs="David"/>
+          <w:b/>
+          <w:bCs/>
+          <w:sz w:val="28"/>
+          <w:szCs w:val="28"/>
+          <w:u w:val="single"/>
+          <w:rtl/>
+        </w:rPr>
+      </w:pPr>
+    </w:p>
+    <w:p>
+      <w:pPr>
+        <w:spacing w:after="22"/>
+        <w:ind w:left="567" w:right="52"/>
+        <w:jc w:val="left"/>
+        <w:rPr>
+          <w:rFonts w:ascii="David" w:hAnsi="David" w:cs="David"/>
+          <w:b/>
+          <w:bCs/>
+          <w:sz w:val="28"/>
+          <w:szCs w:val="28"/>
+          <w:u w:val="single"/>
+          <w:rtl/>
+        </w:rPr>
+      </w:pPr>
+    </w:p>
+    <w:p>
+      <w:pPr>
+        <w:spacing w:after="22"/>
+        <w:ind w:left="567" w:right="52"/>
+        <w:jc w:val="left"/>
+        <w:rPr>
+          <w:rFonts w:ascii="David" w:hAnsi="David" w:cs="David"/>
+          <w:b/>
+          <w:bCs/>
+          <w:sz w:val="28"/>
+          <w:szCs w:val="28"/>
+          <w:u w:val="single"/>
+          <w:rtl/>
+        </w:rPr>
+      </w:pPr>
+    </w:p>
+    <w:p>
+      <w:pPr>
+        <w:spacing w:after="22"/>
+        <w:ind w:left="567" w:right="52"/>
+        <w:jc w:val="left"/>
+        <w:rPr>
+          <w:rFonts w:ascii="David" w:hAnsi="David" w:cs="David"/>
+          <w:b/>
+          <w:bCs/>
+          <w:sz w:val="28"/>
+          <w:szCs w:val="28"/>
+          <w:u w:val="single"/>
+          <w:rtl/>
+        </w:rPr>
+      </w:pPr>
+    </w:p>
+    <w:p>
+      <w:pPr>
+        <w:spacing w:after="22"/>
+        <w:ind w:left="567" w:right="52"/>
+        <w:jc w:val="left"/>
+        <w:rPr>
+          <w:rFonts w:ascii="David" w:hAnsi="David" w:cs="David"/>
+          <w:b/>
+          <w:bCs/>
+          <w:sz w:val="28"/>
+          <w:szCs w:val="28"/>
+          <w:u w:val="single"/>
+        </w:rPr>
+      </w:pPr>
+    </w:p>
+    <w:p>
+      <w:pPr>
+        <w:pStyle w:val="a3"/>
         <w:spacing w:after="22"/>
         <w:ind w:left="927" w:right="52"/>
         <w:jc w:val="left"/>
@@ -8751,347 +9062,13 @@
           <w:sz w:val="28"/>
           <w:szCs w:val="28"/>
           <w:u w:val="single"/>
-        </w:rPr>
-      </w:pPr>
-    </w:p>
-    <w:p>
-      <w:pPr>
-        <w:spacing w:after="22"/>
-        <w:ind w:left="567" w:right="52"/>
-        <w:jc w:val="left"/>
-        <w:rPr>
-          <w:rFonts w:ascii="David" w:hAnsi="David" w:cs="David"/>
-          <w:b/>
-          <w:bCs/>
-          <w:sz w:val="28"/>
-          <w:szCs w:val="28"/>
-          <w:u w:val="single"/>
-          <w:rtl/>
-        </w:rPr>
-      </w:pPr>
-    </w:p>
-    <w:p>
-      <w:pPr>
-        <w:spacing w:after="22"/>
-        <w:ind w:left="567" w:right="52"/>
-        <w:jc w:val="left"/>
-        <w:rPr>
-          <w:rFonts w:ascii="David" w:hAnsi="David" w:cs="David"/>
-          <w:b/>
-          <w:bCs/>
-          <w:sz w:val="28"/>
-          <w:szCs w:val="28"/>
-          <w:u w:val="single"/>
-          <w:rtl/>
-        </w:rPr>
-      </w:pPr>
-    </w:p>
-    <w:p>
-      <w:pPr>
-        <w:spacing w:after="22"/>
-        <w:ind w:left="567" w:right="52"/>
-        <w:jc w:val="left"/>
-        <w:rPr>
-          <w:rFonts w:ascii="David" w:hAnsi="David" w:cs="David"/>
-          <w:b/>
-          <w:bCs/>
-          <w:sz w:val="28"/>
-          <w:szCs w:val="28"/>
-          <w:u w:val="single"/>
-          <w:rtl/>
-        </w:rPr>
-      </w:pPr>
-    </w:p>
-    <w:p>
-      <w:pPr>
-        <w:spacing w:after="22"/>
-        <w:ind w:left="567" w:right="52"/>
-        <w:jc w:val="left"/>
-        <w:rPr>
-          <w:rFonts w:ascii="David" w:hAnsi="David" w:cs="David"/>
-          <w:b/>
-          <w:bCs/>
-          <w:sz w:val="28"/>
-          <w:szCs w:val="28"/>
-          <w:u w:val="single"/>
-          <w:rtl/>
-        </w:rPr>
-      </w:pPr>
-    </w:p>
-    <w:p>
-      <w:pPr>
-        <w:spacing w:after="22"/>
-        <w:ind w:left="567" w:right="52"/>
-        <w:jc w:val="left"/>
-        <w:rPr>
-          <w:rFonts w:ascii="David" w:hAnsi="David" w:cs="David"/>
-          <w:b/>
-          <w:bCs/>
-          <w:sz w:val="28"/>
-          <w:szCs w:val="28"/>
-          <w:u w:val="single"/>
-          <w:rtl/>
-        </w:rPr>
-      </w:pPr>
-    </w:p>
-    <w:p>
-      <w:pPr>
-        <w:spacing w:after="22"/>
-        <w:ind w:left="567" w:right="52"/>
-        <w:jc w:val="left"/>
-        <w:rPr>
-          <w:rFonts w:ascii="David" w:hAnsi="David" w:cs="David"/>
-          <w:b/>
-          <w:bCs/>
-          <w:sz w:val="28"/>
-          <w:szCs w:val="28"/>
-          <w:u w:val="single"/>
-          <w:rtl/>
-        </w:rPr>
-      </w:pPr>
-    </w:p>
-    <w:p>
-      <w:pPr>
-        <w:spacing w:after="22"/>
-        <w:ind w:left="567" w:right="52"/>
-        <w:jc w:val="left"/>
-        <w:rPr>
-          <w:rFonts w:ascii="David" w:hAnsi="David" w:cs="David"/>
-          <w:b/>
-          <w:bCs/>
-          <w:sz w:val="28"/>
-          <w:szCs w:val="28"/>
-          <w:u w:val="single"/>
-          <w:rtl/>
-        </w:rPr>
-      </w:pPr>
-    </w:p>
-    <w:p>
-      <w:pPr>
-        <w:spacing w:after="22"/>
-        <w:ind w:left="567" w:right="52"/>
-        <w:jc w:val="left"/>
-        <w:rPr>
-          <w:rFonts w:ascii="David" w:hAnsi="David" w:cs="David"/>
-          <w:b/>
-          <w:bCs/>
-          <w:sz w:val="28"/>
-          <w:szCs w:val="28"/>
-          <w:u w:val="single"/>
-          <w:rtl/>
-        </w:rPr>
-      </w:pPr>
-    </w:p>
-    <w:p>
-      <w:pPr>
-        <w:spacing w:after="22"/>
-        <w:ind w:left="567" w:right="52"/>
-        <w:jc w:val="left"/>
-        <w:rPr>
-          <w:rFonts w:ascii="David" w:hAnsi="David" w:cs="David"/>
-          <w:b/>
-          <w:bCs/>
-          <w:sz w:val="28"/>
-          <w:szCs w:val="28"/>
-          <w:u w:val="single"/>
-          <w:rtl/>
-        </w:rPr>
-      </w:pPr>
-    </w:p>
-    <w:p>
-      <w:pPr>
-        <w:spacing w:after="22"/>
-        <w:ind w:left="567" w:right="52"/>
-        <w:jc w:val="left"/>
-        <w:rPr>
-          <w:rFonts w:ascii="David" w:hAnsi="David" w:cs="David"/>
-          <w:b/>
-          <w:bCs/>
-          <w:sz w:val="28"/>
-          <w:szCs w:val="28"/>
-          <w:u w:val="single"/>
-          <w:rtl/>
-        </w:rPr>
-      </w:pPr>
-    </w:p>
-    <w:p>
-      <w:pPr>
-        <w:spacing w:after="22"/>
-        <w:ind w:left="567" w:right="52"/>
-        <w:jc w:val="left"/>
-        <w:rPr>
-          <w:rFonts w:ascii="David" w:hAnsi="David" w:cs="David"/>
-          <w:b/>
-          <w:bCs/>
-          <w:sz w:val="28"/>
-          <w:szCs w:val="28"/>
-          <w:u w:val="single"/>
-          <w:rtl/>
-        </w:rPr>
-      </w:pPr>
-    </w:p>
-    <w:p>
-      <w:pPr>
-        <w:spacing w:after="22"/>
-        <w:ind w:left="567" w:right="52"/>
-        <w:jc w:val="left"/>
-        <w:rPr>
-          <w:rFonts w:ascii="David" w:hAnsi="David" w:cs="David"/>
-          <w:b/>
-          <w:bCs/>
-          <w:sz w:val="28"/>
-          <w:szCs w:val="28"/>
-          <w:u w:val="single"/>
-          <w:rtl/>
-        </w:rPr>
-      </w:pPr>
-    </w:p>
-    <w:p>
-      <w:pPr>
-        <w:spacing w:after="22"/>
-        <w:ind w:left="567" w:right="52"/>
-        <w:jc w:val="left"/>
-        <w:rPr>
-          <w:rFonts w:ascii="David" w:hAnsi="David" w:cs="David"/>
-          <w:b/>
-          <w:bCs/>
-          <w:sz w:val="28"/>
-          <w:szCs w:val="28"/>
-          <w:u w:val="single"/>
-          <w:rtl/>
-        </w:rPr>
-      </w:pPr>
-    </w:p>
-    <w:p>
-      <w:pPr>
-        <w:spacing w:after="22"/>
-        <w:ind w:left="567" w:right="52"/>
-        <w:jc w:val="left"/>
-        <w:rPr>
-          <w:rFonts w:ascii="David" w:hAnsi="David" w:cs="David"/>
-          <w:b/>
-          <w:bCs/>
-          <w:sz w:val="28"/>
-          <w:szCs w:val="28"/>
-          <w:u w:val="single"/>
-          <w:rtl/>
-        </w:rPr>
-      </w:pPr>
-    </w:p>
-    <w:p>
-      <w:pPr>
-        <w:spacing w:after="22"/>
-        <w:ind w:left="567" w:right="52"/>
-        <w:jc w:val="left"/>
-        <w:rPr>
-          <w:rFonts w:ascii="David" w:hAnsi="David" w:cs="David"/>
-          <w:b/>
-          <w:bCs/>
-          <w:sz w:val="28"/>
-          <w:szCs w:val="28"/>
-          <w:u w:val="single"/>
-          <w:rtl/>
-        </w:rPr>
-      </w:pPr>
-    </w:p>
-    <w:p>
-      <w:pPr>
-        <w:spacing w:after="22"/>
-        <w:ind w:left="567" w:right="52"/>
-        <w:jc w:val="left"/>
-        <w:rPr>
-          <w:rFonts w:ascii="David" w:hAnsi="David" w:cs="David"/>
-          <w:b/>
-          <w:bCs/>
-          <w:sz w:val="28"/>
-          <w:szCs w:val="28"/>
-          <w:u w:val="single"/>
-          <w:rtl/>
-        </w:rPr>
-      </w:pPr>
-    </w:p>
-    <w:p>
-      <w:pPr>
-        <w:spacing w:after="22"/>
-        <w:ind w:left="567" w:right="52"/>
-        <w:jc w:val="left"/>
-        <w:rPr>
-          <w:rFonts w:ascii="David" w:hAnsi="David" w:cs="David"/>
-          <w:b/>
-          <w:bCs/>
-          <w:sz w:val="28"/>
-          <w:szCs w:val="28"/>
-          <w:u w:val="single"/>
-          <w:rtl/>
-        </w:rPr>
-      </w:pPr>
-    </w:p>
-    <w:p>
-      <w:pPr>
-        <w:spacing w:after="22"/>
-        <w:ind w:left="567" w:right="52"/>
-        <w:jc w:val="left"/>
-        <w:rPr>
-          <w:rFonts w:ascii="David" w:hAnsi="David" w:cs="David"/>
-          <w:b/>
-          <w:bCs/>
-          <w:sz w:val="28"/>
-          <w:szCs w:val="28"/>
-          <w:u w:val="single"/>
-          <w:rtl/>
-        </w:rPr>
-      </w:pPr>
-    </w:p>
-    <w:p>
-      <w:pPr>
-        <w:spacing w:after="22"/>
-        <w:ind w:left="567" w:right="52"/>
-        <w:jc w:val="left"/>
-        <w:rPr>
-          <w:rFonts w:ascii="David" w:hAnsi="David" w:cs="David"/>
-          <w:b/>
-          <w:bCs/>
-          <w:sz w:val="28"/>
-          <w:szCs w:val="28"/>
-          <w:u w:val="single"/>
-          <w:rtl/>
-        </w:rPr>
-      </w:pPr>
-    </w:p>
-    <w:p>
-      <w:pPr>
-        <w:spacing w:after="22"/>
-        <w:ind w:left="567" w:right="52"/>
-        <w:jc w:val="left"/>
-        <w:rPr>
-          <w:rFonts w:ascii="David" w:hAnsi="David" w:cs="David"/>
-          <w:b/>
-          <w:bCs/>
-          <w:sz w:val="28"/>
-          <w:szCs w:val="28"/>
-          <w:u w:val="single"/>
-          <w:rtl/>
-        </w:rPr>
-      </w:pPr>
-    </w:p>
-    <w:p>
-      <w:pPr>
-        <w:spacing w:after="22"/>
-        <w:ind w:left="567" w:right="52"/>
-        <w:jc w:val="left"/>
-        <w:rPr>
-          <w:rFonts w:ascii="David" w:hAnsi="David" w:cs="David"/>
-          <w:b/>
-          <w:bCs/>
-          <w:sz w:val="28"/>
-          <w:szCs w:val="28"/>
-          <w:u w:val="single"/>
-        </w:rPr>
-      </w:pPr>
-    </w:p>
-    <w:p>
-      <w:pPr>
-        <w:pStyle w:val="ListParagraph"/>
+          <w:rtl/>
+        </w:rPr>
+      </w:pPr>
+    </w:p>
+    <w:p>
+      <w:pPr>
+        <w:pStyle w:val="a3"/>
         <w:spacing w:after="22"/>
         <w:ind w:left="927" w:right="52"/>
         <w:jc w:val="left"/>
@@ -9108,7 +9085,7 @@
     </w:p>
     <w:p>
       <w:pPr>
-        <w:pStyle w:val="ListParagraph"/>
+        <w:pStyle w:val="a3"/>
         <w:spacing w:after="22"/>
         <w:ind w:left="927" w:right="52"/>
         <w:jc w:val="left"/>
@@ -9119,12 +9096,13 @@
           <w:sz w:val="28"/>
           <w:szCs w:val="28"/>
           <w:u w:val="single"/>
-        </w:rPr>
-      </w:pPr>
-    </w:p>
-    <w:p>
-      <w:pPr>
-        <w:pStyle w:val="ListParagraph"/>
+          <w:rtl/>
+        </w:rPr>
+      </w:pPr>
+    </w:p>
+    <w:p>
+      <w:pPr>
+        <w:pStyle w:val="a3"/>
         <w:spacing w:after="22"/>
         <w:ind w:left="927" w:right="52"/>
         <w:jc w:val="left"/>
@@ -9135,12 +9113,96 @@
           <w:sz w:val="28"/>
           <w:szCs w:val="28"/>
           <w:u w:val="single"/>
-        </w:rPr>
-      </w:pPr>
-    </w:p>
-    <w:p>
-      <w:pPr>
-        <w:pStyle w:val="ListParagraph"/>
+          <w:rtl/>
+        </w:rPr>
+      </w:pPr>
+    </w:p>
+    <w:p>
+      <w:pPr>
+        <w:pStyle w:val="a3"/>
+        <w:spacing w:after="22"/>
+        <w:ind w:left="927" w:right="52"/>
+        <w:jc w:val="left"/>
+        <w:rPr>
+          <w:rFonts w:ascii="David" w:hAnsi="David" w:cs="David"/>
+          <w:b/>
+          <w:bCs/>
+          <w:sz w:val="28"/>
+          <w:szCs w:val="28"/>
+          <w:u w:val="single"/>
+          <w:rtl/>
+        </w:rPr>
+      </w:pPr>
+    </w:p>
+    <w:p>
+      <w:pPr>
+        <w:pStyle w:val="a3"/>
+        <w:spacing w:after="22"/>
+        <w:ind w:left="927" w:right="52"/>
+        <w:jc w:val="left"/>
+        <w:rPr>
+          <w:rFonts w:ascii="David" w:hAnsi="David" w:cs="David"/>
+          <w:b/>
+          <w:bCs/>
+          <w:sz w:val="28"/>
+          <w:szCs w:val="28"/>
+          <w:u w:val="single"/>
+          <w:rtl/>
+        </w:rPr>
+      </w:pPr>
+    </w:p>
+    <w:p>
+      <w:pPr>
+        <w:pStyle w:val="a3"/>
+        <w:spacing w:after="22"/>
+        <w:ind w:left="927" w:right="52"/>
+        <w:jc w:val="left"/>
+        <w:rPr>
+          <w:rFonts w:ascii="David" w:hAnsi="David" w:cs="David"/>
+          <w:b/>
+          <w:bCs/>
+          <w:sz w:val="28"/>
+          <w:szCs w:val="28"/>
+          <w:u w:val="single"/>
+          <w:rtl/>
+        </w:rPr>
+      </w:pPr>
+    </w:p>
+    <w:p>
+      <w:pPr>
+        <w:pStyle w:val="a3"/>
+        <w:spacing w:after="22"/>
+        <w:ind w:left="927" w:right="52"/>
+        <w:jc w:val="left"/>
+        <w:rPr>
+          <w:rFonts w:ascii="David" w:hAnsi="David" w:cs="David"/>
+          <w:b/>
+          <w:bCs/>
+          <w:sz w:val="28"/>
+          <w:szCs w:val="28"/>
+          <w:u w:val="single"/>
+        </w:rPr>
+      </w:pPr>
+    </w:p>
+    <w:p>
+      <w:pPr>
+        <w:pStyle w:val="a3"/>
+        <w:spacing w:after="22"/>
+        <w:ind w:left="927" w:right="52"/>
+        <w:jc w:val="left"/>
+        <w:rPr>
+          <w:rFonts w:ascii="David" w:hAnsi="David" w:cs="David"/>
+          <w:b/>
+          <w:bCs/>
+          <w:sz w:val="28"/>
+          <w:szCs w:val="28"/>
+          <w:u w:val="single"/>
+        </w:rPr>
+      </w:pPr>
+    </w:p>
+    <w:p>
+      <w:pPr>
+        <w:pStyle w:val="a3"/>
         <w:numPr>
           <w:ilvl w:val="1"/>
           <w:numId w:val="4"/>
@@ -9172,7 +9234,7 @@
     </w:p>
     <w:p>
       <w:pPr>
-        <w:pStyle w:val="ListParagraph"/>
+        <w:pStyle w:val="a3"/>
         <w:numPr>
           <w:ilvl w:val="2"/>
           <w:numId w:val="4"/>
@@ -9215,7 +9277,7 @@
     </w:p>
     <w:p>
       <w:pPr>
-        <w:pStyle w:val="ListParagraph"/>
+        <w:pStyle w:val="a3"/>
         <w:spacing w:after="5" w:line="250" w:lineRule="auto"/>
         <w:ind w:left="1647" w:right="687"/>
         <w:jc w:val="left"/>
@@ -9229,7 +9291,7 @@
     </w:p>
     <w:p>
       <w:pPr>
-        <w:pStyle w:val="ListParagraph"/>
+        <w:pStyle w:val="a3"/>
         <w:numPr>
           <w:ilvl w:val="1"/>
           <w:numId w:val="4"/>
@@ -9301,7 +9363,7 @@
     </w:p>
     <w:p>
       <w:pPr>
-        <w:pStyle w:val="ListParagraph"/>
+        <w:pStyle w:val="a3"/>
         <w:numPr>
           <w:ilvl w:val="1"/>
           <w:numId w:val="6"/>
@@ -9320,7 +9382,7 @@
     </w:p>
     <w:p>
       <w:pPr>
-        <w:pStyle w:val="ListParagraph"/>
+        <w:pStyle w:val="a3"/>
         <w:numPr>
           <w:ilvl w:val="1"/>
           <w:numId w:val="6"/>
@@ -9339,7 +9401,7 @@
     </w:p>
     <w:p>
       <w:pPr>
-        <w:pStyle w:val="ListParagraph"/>
+        <w:pStyle w:val="a3"/>
         <w:numPr>
           <w:ilvl w:val="1"/>
           <w:numId w:val="6"/>
@@ -9358,7 +9420,7 @@
     </w:p>
     <w:p>
       <w:pPr>
-        <w:pStyle w:val="ListParagraph"/>
+        <w:pStyle w:val="a3"/>
         <w:numPr>
           <w:ilvl w:val="1"/>
           <w:numId w:val="6"/>
@@ -9377,7 +9439,7 @@
     </w:p>
     <w:p>
       <w:pPr>
-        <w:pStyle w:val="ListParagraph"/>
+        <w:pStyle w:val="a3"/>
         <w:numPr>
           <w:ilvl w:val="2"/>
           <w:numId w:val="6"/>
@@ -9403,7 +9465,7 @@
     </w:p>
     <w:p>
       <w:pPr>
-        <w:pStyle w:val="ListParagraph"/>
+        <w:pStyle w:val="a3"/>
         <w:numPr>
           <w:ilvl w:val="2"/>
           <w:numId w:val="6"/>
@@ -9431,21 +9493,7 @@
       <w:pPr>
         <w:bidi w:val="0"/>
         <w:spacing w:after="0"/>
-        <w:ind w:left="842"/>
-        <w:jc w:val="center"/>
-        <w:rPr>
-          <w:rFonts w:ascii="David" w:eastAsia="Arial" w:hAnsi="David" w:cs="David"/>
-          <w:sz w:val="28"/>
-          <w:szCs w:val="28"/>
-        </w:rPr>
-      </w:pPr>
-    </w:p>
-    <w:p>
-      <w:pPr>
-        <w:bidi w:val="0"/>
-        <w:spacing w:after="0"/>
-        <w:ind w:left="842"/>
-        <w:jc w:val="center"/>
+        <w:jc w:val="both"/>
         <w:rPr>
           <w:rFonts w:ascii="David" w:hAnsi="David" w:cs="David"/>
           <w:sz w:val="28"/>
@@ -9463,7 +9511,7 @@
     </w:p>
     <w:p>
       <w:pPr>
-        <w:pStyle w:val="ListParagraph"/>
+        <w:pStyle w:val="a3"/>
         <w:numPr>
           <w:ilvl w:val="2"/>
           <w:numId w:val="6"/>
@@ -9483,13 +9531,12 @@
           <w:szCs w:val="28"/>
           <w:rtl/>
         </w:rPr>
-        <w:lastRenderedPageBreak/>
         <w:t>לפניכם  לינק לאב טיפוס של המערכת</w:t>
       </w:r>
     </w:p>
     <w:p>
       <w:pPr>
-        <w:pStyle w:val="ListParagraph"/>
+        <w:pStyle w:val="a3"/>
         <w:spacing w:after="5" w:line="238" w:lineRule="auto"/>
         <w:ind w:left="1647"/>
         <w:jc w:val="left"/>
@@ -9517,7 +9564,13 @@
           <w:rPr>
             <w:rStyle w:val="Hyperlink"/>
           </w:rPr>
-          <w:t>https://marvelapp.com/prototype/aifje09</w:t>
+          <w:t>https://m</w:t>
+        </w:r>
+        <w:r>
+          <w:rPr>
+            <w:rStyle w:val="Hyperlink"/>
+          </w:rPr>
+          <w:t>arvelapp.com/prototype/aifje09</w:t>
         </w:r>
       </w:hyperlink>
     </w:p>
@@ -9618,7 +9671,7 @@
     </w:p>
     <w:p>
       <w:pPr>
-        <w:pStyle w:val="ListParagraph"/>
+        <w:pStyle w:val="a3"/>
         <w:numPr>
           <w:ilvl w:val="1"/>
           <w:numId w:val="4"/>
@@ -9649,7 +9702,7 @@
     </w:p>
     <w:p>
       <w:pPr>
-        <w:pStyle w:val="ListParagraph"/>
+        <w:pStyle w:val="a3"/>
         <w:numPr>
           <w:ilvl w:val="2"/>
           <w:numId w:val="4"/>
@@ -9676,7 +9729,7 @@
     </w:p>
     <w:p>
       <w:pPr>
-        <w:pStyle w:val="ListParagraph"/>
+        <w:pStyle w:val="a3"/>
         <w:numPr>
           <w:ilvl w:val="2"/>
           <w:numId w:val="4"/>
@@ -9729,23 +9782,84 @@
         <w:ind w:left="842"/>
         <w:jc w:val="center"/>
         <w:rPr>
-          <w:rFonts w:ascii="David" w:hAnsi="David" w:cs="David"/>
-          <w:sz w:val="28"/>
-          <w:szCs w:val="28"/>
-        </w:rPr>
-      </w:pPr>
-      <w:r>
-        <w:rPr>
-          <w:rFonts w:ascii="David" w:eastAsia="Arial" w:hAnsi="David" w:cs="David"/>
-          <w:sz w:val="28"/>
-          <w:szCs w:val="28"/>
-        </w:rPr>
+          <w:rFonts w:ascii="David" w:eastAsia="Arial" w:hAnsi="David" w:cs="David"/>
+          <w:sz w:val="28"/>
+          <w:szCs w:val="28"/>
+        </w:rPr>
+      </w:pPr>
+    </w:p>
+    <w:p>
+      <w:pPr>
+        <w:spacing w:after="20"/>
+        <w:ind w:left="842"/>
+        <w:jc w:val="center"/>
+        <w:rPr>
+          <w:rFonts w:ascii="David" w:eastAsia="Arial" w:hAnsi="David" w:cs="David"/>
+          <w:sz w:val="28"/>
+          <w:szCs w:val="28"/>
+        </w:rPr>
+      </w:pPr>
+    </w:p>
+    <w:p>
+      <w:pPr>
+        <w:spacing w:after="20"/>
+        <w:ind w:left="842"/>
+        <w:jc w:val="center"/>
+        <w:rPr>
+          <w:rFonts w:ascii="David" w:eastAsia="Arial" w:hAnsi="David" w:cs="David"/>
+          <w:sz w:val="28"/>
+          <w:szCs w:val="28"/>
+        </w:rPr>
+      </w:pPr>
+    </w:p>
+    <w:p>
+      <w:pPr>
+        <w:spacing w:after="20"/>
+        <w:ind w:left="842"/>
+        <w:jc w:val="center"/>
+        <w:rPr>
+          <w:rFonts w:ascii="David" w:eastAsia="Arial" w:hAnsi="David" w:cs="David"/>
+          <w:sz w:val="28"/>
+          <w:szCs w:val="28"/>
+        </w:rPr>
+      </w:pPr>
+    </w:p>
+    <w:p>
+      <w:pPr>
+        <w:spacing w:after="20"/>
+        <w:ind w:left="842"/>
+        <w:jc w:val="center"/>
+        <w:rPr>
+          <w:rFonts w:ascii="David" w:eastAsia="Arial" w:hAnsi="David" w:cs="David"/>
+          <w:sz w:val="28"/>
+          <w:szCs w:val="28"/>
+        </w:rPr>
+      </w:pPr>
+    </w:p>
+    <w:p>
+      <w:pPr>
+        <w:spacing w:after="20"/>
+        <w:ind w:left="842"/>
+        <w:jc w:val="center"/>
+        <w:rPr>
+          <w:rFonts w:ascii="David" w:hAnsi="David" w:cs="David"/>
+          <w:sz w:val="28"/>
+          <w:szCs w:val="28"/>
+        </w:rPr>
+      </w:pPr>
+      <w:r>
+        <w:rPr>
+          <w:rFonts w:ascii="David" w:eastAsia="Arial" w:hAnsi="David" w:cs="David"/>
+          <w:sz w:val="28"/>
+          <w:szCs w:val="28"/>
+        </w:rPr>
+        <w:lastRenderedPageBreak/>
         <w:t xml:space="preserve">  </w:t>
       </w:r>
     </w:p>
     <w:p>
       <w:pPr>
-        <w:pStyle w:val="ListParagraph"/>
+        <w:pStyle w:val="a3"/>
         <w:numPr>
           <w:ilvl w:val="0"/>
           <w:numId w:val="4"/>
@@ -9773,7 +9887,7 @@
     </w:p>
     <w:p>
       <w:pPr>
-        <w:pStyle w:val="ListParagraph"/>
+        <w:pStyle w:val="a3"/>
         <w:numPr>
           <w:ilvl w:val="1"/>
           <w:numId w:val="4"/>
@@ -10077,7 +10191,6 @@
           <w:szCs w:val="28"/>
           <w:rtl/>
         </w:rPr>
-        <w:lastRenderedPageBreak/>
         <w:tab/>
       </w:r>
       <w:r>
@@ -10128,7 +10241,7 @@
     </w:p>
     <w:p>
       <w:pPr>
-        <w:pStyle w:val="ListParagraph"/>
+        <w:pStyle w:val="a3"/>
         <w:numPr>
           <w:ilvl w:val="0"/>
           <w:numId w:val="8"/>
@@ -10147,7 +10260,7 @@
     </w:p>
     <w:p>
       <w:pPr>
-        <w:pStyle w:val="ListParagraph"/>
+        <w:pStyle w:val="a3"/>
         <w:numPr>
           <w:ilvl w:val="0"/>
           <w:numId w:val="8"/>
@@ -10166,7 +10279,7 @@
     </w:p>
     <w:p>
       <w:pPr>
-        <w:pStyle w:val="ListParagraph"/>
+        <w:pStyle w:val="a3"/>
         <w:numPr>
           <w:ilvl w:val="0"/>
           <w:numId w:val="8"/>
@@ -10185,7 +10298,7 @@
     </w:p>
     <w:p>
       <w:pPr>
-        <w:pStyle w:val="ListParagraph"/>
+        <w:pStyle w:val="a3"/>
         <w:numPr>
           <w:ilvl w:val="0"/>
           <w:numId w:val="8"/>
@@ -10204,7 +10317,7 @@
     </w:p>
     <w:p>
       <w:pPr>
-        <w:pStyle w:val="ListParagraph"/>
+        <w:pStyle w:val="a3"/>
         <w:numPr>
           <w:ilvl w:val="0"/>
           <w:numId w:val="8"/>
@@ -10223,7 +10336,7 @@
     </w:p>
     <w:p>
       <w:pPr>
-        <w:pStyle w:val="ListParagraph"/>
+        <w:pStyle w:val="a3"/>
         <w:numPr>
           <w:ilvl w:val="0"/>
           <w:numId w:val="8"/>
@@ -10242,7 +10355,7 @@
     </w:p>
     <w:p>
       <w:pPr>
-        <w:pStyle w:val="ListParagraph"/>
+        <w:pStyle w:val="a3"/>
         <w:numPr>
           <w:ilvl w:val="0"/>
           <w:numId w:val="8"/>
@@ -10261,7 +10374,7 @@
     </w:p>
     <w:p>
       <w:pPr>
-        <w:pStyle w:val="ListParagraph"/>
+        <w:pStyle w:val="a3"/>
         <w:numPr>
           <w:ilvl w:val="0"/>
           <w:numId w:val="8"/>
@@ -10280,7 +10393,7 @@
     </w:p>
     <w:p>
       <w:pPr>
-        <w:pStyle w:val="ListParagraph"/>
+        <w:pStyle w:val="a3"/>
         <w:numPr>
           <w:ilvl w:val="1"/>
           <w:numId w:val="8"/>
@@ -10299,7 +10412,7 @@
     </w:p>
     <w:p>
       <w:pPr>
-        <w:pStyle w:val="ListParagraph"/>
+        <w:pStyle w:val="a3"/>
         <w:numPr>
           <w:ilvl w:val="1"/>
           <w:numId w:val="8"/>
@@ -10318,7 +10431,7 @@
     </w:p>
     <w:p>
       <w:pPr>
-        <w:pStyle w:val="ListParagraph"/>
+        <w:pStyle w:val="a3"/>
         <w:numPr>
           <w:ilvl w:val="2"/>
           <w:numId w:val="8"/>
@@ -10549,7 +10662,7 @@
     </w:p>
     <w:p>
       <w:pPr>
-        <w:pStyle w:val="ListParagraph"/>
+        <w:pStyle w:val="a3"/>
         <w:numPr>
           <w:ilvl w:val="2"/>
           <w:numId w:val="9"/>
@@ -10577,7 +10690,7 @@
     </w:p>
     <w:p>
       <w:pPr>
-        <w:pStyle w:val="ListParagraph"/>
+        <w:pStyle w:val="a3"/>
         <w:numPr>
           <w:ilvl w:val="3"/>
           <w:numId w:val="9"/>
@@ -10623,7 +10736,7 @@
         <w:spacing w:after="0"/>
         <w:ind w:right="67"/>
         <w:rPr>
-          <w:rFonts w:ascii="David" w:hAnsi="David" w:cs="David"/>
+          <w:rFonts w:ascii="David" w:eastAsia="Arial" w:hAnsi="David" w:cs="David"/>
           <w:sz w:val="28"/>
           <w:szCs w:val="28"/>
         </w:rPr>
@@ -10639,7 +10752,282 @@
     </w:p>
     <w:p>
       <w:pPr>
-        <w:pStyle w:val="ListParagraph"/>
+        <w:spacing w:after="0"/>
+        <w:ind w:right="67"/>
+        <w:rPr>
+          <w:rFonts w:ascii="David" w:eastAsia="Arial" w:hAnsi="David" w:cs="David"/>
+          <w:sz w:val="28"/>
+          <w:szCs w:val="28"/>
+        </w:rPr>
+      </w:pPr>
+    </w:p>
+    <w:p>
+      <w:pPr>
+        <w:spacing w:after="0"/>
+        <w:ind w:right="67"/>
+        <w:rPr>
+          <w:rFonts w:ascii="David" w:eastAsia="Arial" w:hAnsi="David" w:cs="David"/>
+          <w:sz w:val="28"/>
+          <w:szCs w:val="28"/>
+        </w:rPr>
+      </w:pPr>
+    </w:p>
+    <w:p>
+      <w:pPr>
+        <w:spacing w:after="0"/>
+        <w:ind w:right="67"/>
+        <w:rPr>
+          <w:rFonts w:ascii="David" w:eastAsia="Arial" w:hAnsi="David" w:cs="David"/>
+          <w:sz w:val="28"/>
+          <w:szCs w:val="28"/>
+        </w:rPr>
+      </w:pPr>
+    </w:p>
+    <w:p>
+      <w:pPr>
+        <w:spacing w:after="0"/>
+        <w:ind w:right="67"/>
+        <w:rPr>
+          <w:rFonts w:ascii="David" w:eastAsia="Arial" w:hAnsi="David" w:cs="David"/>
+          <w:sz w:val="28"/>
+          <w:szCs w:val="28"/>
+        </w:rPr>
+      </w:pPr>
+    </w:p>
+    <w:p>
+      <w:pPr>
+        <w:spacing w:after="0"/>
+        <w:ind w:right="67"/>
+        <w:rPr>
+          <w:rFonts w:ascii="David" w:eastAsia="Arial" w:hAnsi="David" w:cs="David"/>
+          <w:sz w:val="28"/>
+          <w:szCs w:val="28"/>
+        </w:rPr>
+      </w:pPr>
+    </w:p>
+    <w:p>
+      <w:pPr>
+        <w:spacing w:after="0"/>
+        <w:ind w:right="67"/>
+        <w:rPr>
+          <w:rFonts w:ascii="David" w:eastAsia="Arial" w:hAnsi="David" w:cs="David"/>
+          <w:sz w:val="28"/>
+          <w:szCs w:val="28"/>
+        </w:rPr>
+      </w:pPr>
+    </w:p>
+    <w:p>
+      <w:pPr>
+        <w:spacing w:after="0"/>
+        <w:ind w:right="67"/>
+        <w:rPr>
+          <w:rFonts w:ascii="David" w:eastAsia="Arial" w:hAnsi="David" w:cs="David"/>
+          <w:sz w:val="28"/>
+          <w:szCs w:val="28"/>
+        </w:rPr>
+      </w:pPr>
+    </w:p>
+    <w:p>
+      <w:pPr>
+        <w:spacing w:after="0"/>
+        <w:ind w:right="67"/>
+        <w:rPr>
+          <w:rFonts w:ascii="David" w:eastAsia="Arial" w:hAnsi="David" w:cs="David"/>
+          <w:sz w:val="28"/>
+          <w:szCs w:val="28"/>
+        </w:rPr>
+      </w:pPr>
+    </w:p>
+    <w:p>
+      <w:pPr>
+        <w:spacing w:after="0"/>
+        <w:ind w:right="67"/>
+        <w:rPr>
+          <w:rFonts w:ascii="David" w:eastAsia="Arial" w:hAnsi="David" w:cs="David"/>
+          <w:sz w:val="28"/>
+          <w:szCs w:val="28"/>
+        </w:rPr>
+      </w:pPr>
+    </w:p>
+    <w:p>
+      <w:pPr>
+        <w:spacing w:after="0"/>
+        <w:ind w:right="67"/>
+        <w:rPr>
+          <w:rFonts w:ascii="David" w:eastAsia="Arial" w:hAnsi="David" w:cs="David"/>
+          <w:sz w:val="28"/>
+          <w:szCs w:val="28"/>
+        </w:rPr>
+      </w:pPr>
+    </w:p>
+    <w:p>
+      <w:pPr>
+        <w:spacing w:after="0"/>
+        <w:ind w:right="67"/>
+        <w:rPr>
+          <w:rFonts w:ascii="David" w:eastAsia="Arial" w:hAnsi="David" w:cs="David"/>
+          <w:sz w:val="28"/>
+          <w:szCs w:val="28"/>
+        </w:rPr>
+      </w:pPr>
+    </w:p>
+    <w:p>
+      <w:pPr>
+        <w:spacing w:after="0"/>
+        <w:ind w:right="67"/>
+        <w:rPr>
+          <w:rFonts w:ascii="David" w:eastAsia="Arial" w:hAnsi="David" w:cs="David"/>
+          <w:sz w:val="28"/>
+          <w:szCs w:val="28"/>
+        </w:rPr>
+      </w:pPr>
+    </w:p>
+    <w:p>
+      <w:pPr>
+        <w:spacing w:after="0"/>
+        <w:ind w:right="67"/>
+        <w:rPr>
+          <w:rFonts w:ascii="David" w:eastAsia="Arial" w:hAnsi="David" w:cs="David"/>
+          <w:sz w:val="28"/>
+          <w:szCs w:val="28"/>
+        </w:rPr>
+      </w:pPr>
+    </w:p>
+    <w:p>
+      <w:pPr>
+        <w:spacing w:after="0"/>
+        <w:ind w:right="67"/>
+        <w:rPr>
+          <w:rFonts w:ascii="David" w:eastAsia="Arial" w:hAnsi="David" w:cs="David"/>
+          <w:sz w:val="28"/>
+          <w:szCs w:val="28"/>
+        </w:rPr>
+      </w:pPr>
+    </w:p>
+    <w:p>
+      <w:pPr>
+        <w:spacing w:after="0"/>
+        <w:ind w:right="67"/>
+        <w:rPr>
+          <w:rFonts w:ascii="David" w:eastAsia="Arial" w:hAnsi="David" w:cs="David"/>
+          <w:sz w:val="28"/>
+          <w:szCs w:val="28"/>
+        </w:rPr>
+      </w:pPr>
+    </w:p>
+    <w:p>
+      <w:pPr>
+        <w:spacing w:after="0"/>
+        <w:ind w:right="67"/>
+        <w:rPr>
+          <w:rFonts w:ascii="David" w:eastAsia="Arial" w:hAnsi="David" w:cs="David"/>
+          <w:sz w:val="28"/>
+          <w:szCs w:val="28"/>
+        </w:rPr>
+      </w:pPr>
+    </w:p>
+    <w:p>
+      <w:pPr>
+        <w:spacing w:after="0"/>
+        <w:ind w:right="67"/>
+        <w:rPr>
+          <w:rFonts w:ascii="David" w:eastAsia="Arial" w:hAnsi="David" w:cs="David"/>
+          <w:sz w:val="28"/>
+          <w:szCs w:val="28"/>
+        </w:rPr>
+      </w:pPr>
+    </w:p>
+    <w:p>
+      <w:pPr>
+        <w:spacing w:after="0"/>
+        <w:ind w:right="67"/>
+        <w:rPr>
+          <w:rFonts w:ascii="David" w:eastAsia="Arial" w:hAnsi="David" w:cs="David"/>
+          <w:sz w:val="28"/>
+          <w:szCs w:val="28"/>
+        </w:rPr>
+      </w:pPr>
+    </w:p>
+    <w:p>
+      <w:pPr>
+        <w:spacing w:after="0"/>
+        <w:ind w:right="67"/>
+        <w:rPr>
+          <w:rFonts w:ascii="David" w:eastAsia="Arial" w:hAnsi="David" w:cs="David"/>
+          <w:sz w:val="28"/>
+          <w:szCs w:val="28"/>
+        </w:rPr>
+      </w:pPr>
+    </w:p>
+    <w:p>
+      <w:pPr>
+        <w:spacing w:after="0"/>
+        <w:ind w:right="67"/>
+        <w:rPr>
+          <w:rFonts w:ascii="David" w:eastAsia="Arial" w:hAnsi="David" w:cs="David"/>
+          <w:sz w:val="28"/>
+          <w:szCs w:val="28"/>
+        </w:rPr>
+      </w:pPr>
+    </w:p>
+    <w:p>
+      <w:pPr>
+        <w:spacing w:after="0"/>
+        <w:ind w:right="67"/>
+        <w:rPr>
+          <w:rFonts w:ascii="David" w:eastAsia="Arial" w:hAnsi="David" w:cs="David"/>
+          <w:sz w:val="28"/>
+          <w:szCs w:val="28"/>
+        </w:rPr>
+      </w:pPr>
+    </w:p>
+    <w:p>
+      <w:pPr>
+        <w:spacing w:after="0"/>
+        <w:ind w:right="67"/>
+        <w:rPr>
+          <w:rFonts w:ascii="David" w:eastAsia="Arial" w:hAnsi="David" w:cs="David"/>
+          <w:sz w:val="28"/>
+          <w:szCs w:val="28"/>
+        </w:rPr>
+      </w:pPr>
+    </w:p>
+    <w:p>
+      <w:pPr>
+        <w:spacing w:after="0"/>
+        <w:ind w:right="67"/>
+        <w:rPr>
+          <w:rFonts w:ascii="David" w:eastAsia="Arial" w:hAnsi="David" w:cs="David"/>
+          <w:sz w:val="28"/>
+          <w:szCs w:val="28"/>
+        </w:rPr>
+      </w:pPr>
+    </w:p>
+    <w:p>
+      <w:pPr>
+        <w:spacing w:after="0"/>
+        <w:ind w:right="67"/>
+        <w:rPr>
+          <w:rFonts w:ascii="David" w:eastAsia="Arial" w:hAnsi="David" w:cs="David"/>
+          <w:sz w:val="28"/>
+          <w:szCs w:val="28"/>
+        </w:rPr>
+      </w:pPr>
+    </w:p>
+    <w:p>
+      <w:pPr>
+        <w:spacing w:after="0"/>
+        <w:ind w:right="67"/>
+        <w:rPr>
+          <w:rFonts w:ascii="David" w:hAnsi="David" w:cs="David"/>
+          <w:sz w:val="28"/>
+          <w:szCs w:val="28"/>
+        </w:rPr>
+      </w:pPr>
+    </w:p>
+    <w:p>
+      <w:pPr>
+        <w:pStyle w:val="a3"/>
         <w:numPr>
           <w:ilvl w:val="0"/>
           <w:numId w:val="4"/>
@@ -10678,7 +11066,7 @@
     </w:p>
     <w:p>
       <w:pPr>
-        <w:pStyle w:val="ListParagraph"/>
+        <w:pStyle w:val="a3"/>
         <w:spacing w:after="152"/>
         <w:jc w:val="left"/>
         <w:rPr>
@@ -10691,7 +11079,7 @@
     </w:p>
     <w:p>
       <w:pPr>
-        <w:pStyle w:val="ListParagraph"/>
+        <w:pStyle w:val="a3"/>
         <w:numPr>
           <w:ilvl w:val="1"/>
           <w:numId w:val="4"/>
@@ -10707,67 +11095,24 @@
       </w:pPr>
       <w:r>
         <w:rPr>
-          <w:rFonts w:ascii="David" w:eastAsia="Arial" w:hAnsi="David" w:cs="David"/>
-          <w:b/>
-          <w:sz w:val="28"/>
-          <w:szCs w:val="28"/>
-        </w:rPr>
-        <w:t xml:space="preserve"> </w:t>
-      </w:r>
-      <w:r>
-        <w:rPr>
-          <w:rFonts w:ascii="David" w:eastAsia="Arial" w:hAnsi="David" w:cs="David"/>
-          <w:sz w:val="28"/>
-          <w:szCs w:val="28"/>
-        </w:rPr>
-        <w:t>Use Case</w:t>
-      </w:r>
-    </w:p>
-    <w:p>
-      <w:pPr>
-        <w:spacing w:after="0"/>
-        <w:ind w:left="1220"/>
-        <w:jc w:val="left"/>
-        <w:rPr>
-          <w:rFonts w:ascii="David" w:hAnsi="David" w:cs="David"/>
-          <w:sz w:val="28"/>
-          <w:szCs w:val="28"/>
-          <w:rtl/>
-        </w:rPr>
-      </w:pPr>
-      <w:r>
-        <w:rPr>
-          <w:rFonts w:ascii="David" w:eastAsia="Arial" w:hAnsi="David" w:cs="David"/>
-          <w:sz w:val="28"/>
-          <w:szCs w:val="28"/>
-        </w:rPr>
-        <w:t xml:space="preserve"> </w:t>
-      </w:r>
-    </w:p>
-    <w:p>
-      <w:pPr>
-        <w:bidi w:val="0"/>
-        <w:spacing w:after="0"/>
-        <w:ind w:left="1220"/>
-        <w:rPr>
-          <w:rFonts w:ascii="David" w:hAnsi="David" w:cs="David"/>
-          <w:sz w:val="28"/>
-          <w:szCs w:val="28"/>
-          <w:rtl/>
-        </w:rPr>
-      </w:pPr>
-      <w:r>
-        <w:rPr>
           <w:rFonts w:ascii="David" w:hAnsi="David" w:cs="David"/>
           <w:noProof/>
           <w:sz w:val="28"/>
           <w:szCs w:val="28"/>
         </w:rPr>
         <w:drawing>
-          <wp:inline distT="0" distB="0" distL="0" distR="0" wp14:anchorId="228DDF2D" wp14:editId="6F218E5C">
-            <wp:extent cx="6513830" cy="4915797"/>
+          <wp:anchor distT="0" distB="0" distL="114300" distR="114300" simplePos="0" relativeHeight="251700224" behindDoc="0" locked="0" layoutInCell="1" allowOverlap="1" wp14:anchorId="56D88AA0" wp14:editId="69DB502C">
+            <wp:simplePos x="0" y="0"/>
+            <wp:positionH relativeFrom="column">
+              <wp:posOffset>-19685</wp:posOffset>
+            </wp:positionH>
+            <wp:positionV relativeFrom="paragraph">
+              <wp:posOffset>441960</wp:posOffset>
+            </wp:positionV>
+            <wp:extent cx="7307580" cy="5821680"/>
             <wp:effectExtent l="0" t="0" r="0" b="0"/>
-            <wp:docPr id="10" name="Picture 10" descr="Diagram&#10;&#10;Description automatically generated"/>
+            <wp:wrapTopAndBottom/>
+            <wp:docPr id="16" name="תמונה 16"/>
             <wp:cNvGraphicFramePr>
               <a:graphicFrameLocks xmlns:a="http://schemas.openxmlformats.org/drawingml/2006/main" noChangeAspect="1"/>
             </wp:cNvGraphicFramePr>
@@ -10775,7 +11120,7 @@
               <a:graphicData uri="http://schemas.openxmlformats.org/drawingml/2006/picture">
                 <pic:pic xmlns:pic="http://schemas.openxmlformats.org/drawingml/2006/picture">
                   <pic:nvPicPr>
-                    <pic:cNvPr id="10" name="Picture 10" descr="Diagram&#10;&#10;Description automatically generated"/>
+                    <pic:cNvPr id="0" name="Picture 3"/>
                     <pic:cNvPicPr>
                       <a:picLocks noChangeAspect="1" noChangeArrowheads="1"/>
                     </pic:cNvPicPr>
@@ -10796,7 +11141,7 @@
                   <pic:spPr bwMode="auto">
                     <a:xfrm>
                       <a:off x="0" y="0"/>
-                      <a:ext cx="6528203" cy="4926644"/>
+                      <a:ext cx="7307580" cy="5821680"/>
                     </a:xfrm>
                     <a:prstGeom prst="rect">
                       <a:avLst/>
@@ -10809,9 +11154,32 @@
                 </pic:pic>
               </a:graphicData>
             </a:graphic>
-          </wp:inline>
+            <wp14:sizeRelH relativeFrom="margin">
+              <wp14:pctWidth>0</wp14:pctWidth>
+            </wp14:sizeRelH>
+            <wp14:sizeRelV relativeFrom="margin">
+              <wp14:pctHeight>0</wp14:pctHeight>
+            </wp14:sizeRelV>
+          </wp:anchor>
         </w:drawing>
       </w:r>
+      <w:r>
+        <w:rPr>
+          <w:rFonts w:ascii="David" w:eastAsia="Arial" w:hAnsi="David" w:cs="David"/>
+          <w:b/>
+          <w:sz w:val="28"/>
+          <w:szCs w:val="28"/>
+        </w:rPr>
+        <w:t xml:space="preserve"> </w:t>
+      </w:r>
+      <w:r>
+        <w:rPr>
+          <w:rFonts w:ascii="David" w:eastAsia="Arial" w:hAnsi="David" w:cs="David"/>
+          <w:sz w:val="28"/>
+          <w:szCs w:val="28"/>
+        </w:rPr>
+        <w:t>Use Case</w:t>
+      </w:r>
     </w:p>
     <w:p>
       <w:pPr>
@@ -10825,12 +11193,20 @@
           <w:rtl/>
         </w:rPr>
       </w:pPr>
-    </w:p>
-    <w:p>
-      <w:pPr>
+      <w:r>
+        <w:rPr>
+          <w:rFonts w:ascii="David" w:eastAsia="Arial" w:hAnsi="David" w:cs="David"/>
+          <w:sz w:val="28"/>
+          <w:szCs w:val="28"/>
+        </w:rPr>
+        <w:t xml:space="preserve"> </w:t>
+      </w:r>
+    </w:p>
+    <w:p>
+      <w:pPr>
+        <w:bidi w:val="0"/>
         <w:spacing w:after="0"/>
         <w:ind w:left="1220"/>
-        <w:jc w:val="left"/>
         <w:rPr>
           <w:rFonts w:ascii="David" w:hAnsi="David" w:cs="David"/>
           <w:sz w:val="28"/>
@@ -10907,9 +11283,131 @@
     <w:p>
       <w:pPr>
         <w:spacing w:after="0"/>
-        <w:jc w:val="left"/>
-        <w:rPr>
-          <w:rFonts w:ascii="David" w:hAnsi="David" w:cs="David"/>
+        <w:ind w:left="1220"/>
+        <w:jc w:val="left"/>
+        <w:rPr>
+          <w:rFonts w:ascii="David" w:hAnsi="David" w:cs="David"/>
+          <w:sz w:val="28"/>
+          <w:szCs w:val="28"/>
+          <w:rtl/>
+        </w:rPr>
+      </w:pPr>
+    </w:p>
+    <w:p>
+      <w:pPr>
+        <w:spacing w:after="0"/>
+        <w:ind w:left="1220"/>
+        <w:jc w:val="left"/>
+        <w:rPr>
+          <w:rFonts w:ascii="David" w:hAnsi="David" w:cs="David"/>
+          <w:sz w:val="28"/>
+          <w:szCs w:val="28"/>
+          <w:rtl/>
+        </w:rPr>
+      </w:pPr>
+    </w:p>
+    <w:p>
+      <w:pPr>
+        <w:spacing w:after="0"/>
+        <w:jc w:val="left"/>
+        <w:rPr>
+          <w:rFonts w:ascii="David" w:hAnsi="David" w:cs="David"/>
+          <w:sz w:val="28"/>
+          <w:szCs w:val="28"/>
+          <w:rtl/>
+        </w:rPr>
+      </w:pPr>
+    </w:p>
+    <w:p>
+      <w:pPr>
+        <w:spacing w:after="0"/>
+        <w:jc w:val="left"/>
+        <w:rPr>
+          <w:rFonts w:ascii="David" w:hAnsi="David" w:cs="David"/>
+          <w:sz w:val="28"/>
+          <w:szCs w:val="28"/>
+          <w:rtl/>
+        </w:rPr>
+      </w:pPr>
+    </w:p>
+    <w:p>
+      <w:pPr>
+        <w:spacing w:after="0"/>
+        <w:jc w:val="left"/>
+        <w:rPr>
+          <w:rFonts w:ascii="David" w:hAnsi="David" w:cs="David"/>
+          <w:sz w:val="28"/>
+          <w:szCs w:val="28"/>
+          <w:rtl/>
+        </w:rPr>
+      </w:pPr>
+    </w:p>
+    <w:p>
+      <w:pPr>
+        <w:spacing w:after="0"/>
+        <w:jc w:val="left"/>
+        <w:rPr>
+          <w:rFonts w:ascii="David" w:hAnsi="David" w:cs="David"/>
+          <w:sz w:val="28"/>
+          <w:szCs w:val="28"/>
+          <w:rtl/>
+        </w:rPr>
+      </w:pPr>
+    </w:p>
+    <w:p>
+      <w:pPr>
+        <w:spacing w:after="0"/>
+        <w:jc w:val="left"/>
+        <w:rPr>
+          <w:rFonts w:ascii="David" w:hAnsi="David" w:cs="David"/>
+          <w:sz w:val="28"/>
+          <w:szCs w:val="28"/>
+          <w:rtl/>
+        </w:rPr>
+      </w:pPr>
+    </w:p>
+    <w:p>
+      <w:pPr>
+        <w:spacing w:after="0"/>
+        <w:jc w:val="left"/>
+        <w:rPr>
+          <w:rFonts w:ascii="David" w:hAnsi="David" w:cs="David"/>
+          <w:sz w:val="28"/>
+          <w:szCs w:val="28"/>
+          <w:rtl/>
+        </w:rPr>
+      </w:pPr>
+    </w:p>
+    <w:p>
+      <w:pPr>
+        <w:spacing w:after="0"/>
+        <w:jc w:val="left"/>
+        <w:rPr>
+          <w:rFonts w:ascii="David" w:hAnsi="David" w:cs="David"/>
+          <w:sz w:val="28"/>
+          <w:szCs w:val="28"/>
+          <w:rtl/>
+        </w:rPr>
+      </w:pPr>
+    </w:p>
+    <w:p>
+      <w:pPr>
+        <w:spacing w:after="0"/>
+        <w:jc w:val="left"/>
+        <w:rPr>
+          <w:rFonts w:ascii="David" w:hAnsi="David" w:cs="David"/>
+          <w:sz w:val="28"/>
+          <w:szCs w:val="28"/>
+          <w:rtl/>
+        </w:rPr>
+      </w:pPr>
+    </w:p>
+    <w:p>
+      <w:pPr>
+        <w:spacing w:after="0"/>
+        <w:jc w:val="left"/>
+        <w:rPr>
+          <w:rFonts w:ascii="David" w:hAnsi="David" w:cs="David" w:hint="cs"/>
           <w:sz w:val="28"/>
           <w:szCs w:val="28"/>
           <w:rtl/>
@@ -10930,7 +11428,7 @@
     </w:p>
     <w:p>
       <w:pPr>
-        <w:pStyle w:val="ListParagraph"/>
+        <w:pStyle w:val="a3"/>
         <w:numPr>
           <w:ilvl w:val="1"/>
           <w:numId w:val="4"/>
@@ -10954,7 +11452,6 @@
           <w:sz w:val="28"/>
           <w:szCs w:val="28"/>
         </w:rPr>
-        <w:lastRenderedPageBreak/>
         <w:t xml:space="preserve"> </w:t>
       </w:r>
       <w:r>
@@ -10990,7 +11487,7 @@
     </w:p>
     <w:p>
       <w:pPr>
-        <w:pStyle w:val="Heading1"/>
+        <w:pStyle w:val="1"/>
         <w:bidi/>
         <w:ind w:left="919" w:right="1"/>
         <w:jc w:val="left"/>
@@ -11074,54 +11571,83 @@
           <w:szCs w:val="28"/>
         </w:rPr>
         <w:drawing>
-          <wp:anchor distT="0" distB="0" distL="114300" distR="114300" simplePos="0" relativeHeight="251667456" behindDoc="1" locked="0" layoutInCell="1" allowOverlap="1" wp14:anchorId="0EAF57F6" wp14:editId="58DEAAB5">
+          <wp:anchor distT="0" distB="0" distL="114300" distR="114300" simplePos="0" relativeHeight="251699200" behindDoc="1" locked="0" layoutInCell="1" allowOverlap="1" wp14:anchorId="2E2391BE" wp14:editId="0C571F26">
             <wp:simplePos x="0" y="0"/>
-            <wp:positionH relativeFrom="margin">
-              <wp:align>right</wp:align>
+            <wp:positionH relativeFrom="page">
+              <wp:align>center</wp:align>
             </wp:positionH>
             <wp:positionV relativeFrom="paragraph">
-              <wp:posOffset>11430</wp:posOffset>
+              <wp:posOffset>19050</wp:posOffset>
             </wp:positionV>
-            <wp:extent cx="5908040" cy="6391275"/>
-            <wp:effectExtent l="0" t="0" r="0" b="9525"/>
+            <wp:extent cx="6491605" cy="5076190"/>
+            <wp:effectExtent l="0" t="0" r="0" b="0"/>
             <wp:wrapTight wrapText="bothSides">
               <wp:wrapPolygon edited="0">
-                <wp:start x="0" y="0"/>
-                <wp:lineTo x="0" y="21568"/>
-                <wp:lineTo x="21521" y="21568"/>
-                <wp:lineTo x="21521" y="0"/>
-                <wp:lineTo x="0" y="0"/>
+                <wp:start x="2219" y="162"/>
+                <wp:lineTo x="1965" y="1054"/>
+                <wp:lineTo x="2028" y="1378"/>
+                <wp:lineTo x="2345" y="1621"/>
+                <wp:lineTo x="1965" y="2513"/>
+                <wp:lineTo x="1838" y="2918"/>
+                <wp:lineTo x="2028" y="4377"/>
+                <wp:lineTo x="2282" y="5512"/>
+                <wp:lineTo x="1965" y="6890"/>
+                <wp:lineTo x="127" y="8106"/>
+                <wp:lineTo x="127" y="20427"/>
+                <wp:lineTo x="1268" y="21076"/>
+                <wp:lineTo x="2345" y="21238"/>
+                <wp:lineTo x="19016" y="21238"/>
+                <wp:lineTo x="20030" y="21076"/>
+                <wp:lineTo x="21425" y="20346"/>
+                <wp:lineTo x="21361" y="8106"/>
+                <wp:lineTo x="19016" y="6809"/>
+                <wp:lineTo x="19016" y="4215"/>
+                <wp:lineTo x="19650" y="4215"/>
+                <wp:lineTo x="21108" y="3323"/>
+                <wp:lineTo x="21171" y="973"/>
+                <wp:lineTo x="20030" y="973"/>
+                <wp:lineTo x="2726" y="162"/>
+                <wp:lineTo x="2219" y="162"/>
               </wp:wrapPolygon>
             </wp:wrapTight>
-            <wp:docPr id="3800" name="Picture 3800"/>
-            <wp:cNvGraphicFramePr/>
+            <wp:docPr id="15" name="תמונה 15"/>
+            <wp:cNvGraphicFramePr>
+              <a:graphicFrameLocks xmlns:a="http://schemas.openxmlformats.org/drawingml/2006/main" noChangeAspect="1"/>
+            </wp:cNvGraphicFramePr>
             <a:graphic xmlns:a="http://schemas.openxmlformats.org/drawingml/2006/main">
               <a:graphicData uri="http://schemas.openxmlformats.org/drawingml/2006/picture">
                 <pic:pic xmlns:pic="http://schemas.openxmlformats.org/drawingml/2006/picture">
                   <pic:nvPicPr>
-                    <pic:cNvPr id="3800" name="Picture 3800"/>
-                    <pic:cNvPicPr/>
+                    <pic:cNvPr id="0" name="Picture 1"/>
+                    <pic:cNvPicPr>
+                      <a:picLocks noChangeAspect="1" noChangeArrowheads="1"/>
+                    </pic:cNvPicPr>
                   </pic:nvPicPr>
                   <pic:blipFill>
-                    <a:blip r:embed="rId20">
+                    <a:blip r:embed="rId20" cstate="print">
                       <a:extLst>
                         <a:ext uri="{28A0092B-C50C-407E-A947-70E740481C1C}">
                           <a14:useLocalDpi xmlns:a14="http://schemas.microsoft.com/office/drawing/2010/main" val="0"/>
                         </a:ext>
                       </a:extLst>
                     </a:blip>
+                    <a:srcRect/>
                     <a:stretch>
                       <a:fillRect/>
                     </a:stretch>
                   </pic:blipFill>
-                  <pic:spPr>
+                  <pic:spPr bwMode="auto">
                     <a:xfrm>
                       <a:off x="0" y="0"/>
-                      <a:ext cx="5908040" cy="6391275"/>
+                      <a:ext cx="6491605" cy="5076190"/>
                     </a:xfrm>
                     <a:prstGeom prst="rect">
                       <a:avLst/>
                     </a:prstGeom>
+                    <a:noFill/>
+                    <a:ln>
+                      <a:noFill/>
+                    </a:ln>
                   </pic:spPr>
                 </pic:pic>
               </a:graphicData>
@@ -11380,7 +11906,7 @@
     </w:p>
     <w:p>
       <w:pPr>
-        <w:pStyle w:val="Heading1"/>
+        <w:pStyle w:val="1"/>
         <w:bidi/>
         <w:ind w:left="919"/>
         <w:jc w:val="left"/>
@@ -11401,7 +11927,7 @@
     </w:p>
     <w:p>
       <w:pPr>
-        <w:pStyle w:val="Heading1"/>
+        <w:pStyle w:val="1"/>
         <w:bidi/>
         <w:ind w:left="919"/>
         <w:jc w:val="left"/>
@@ -11414,7 +11940,7 @@
     </w:p>
     <w:p>
       <w:pPr>
-        <w:pStyle w:val="Heading1"/>
+        <w:pStyle w:val="1"/>
         <w:bidi/>
         <w:ind w:left="919"/>
         <w:jc w:val="left"/>
@@ -11427,7 +11953,7 @@
     </w:p>
     <w:p>
       <w:pPr>
-        <w:pStyle w:val="Heading1"/>
+        <w:pStyle w:val="1"/>
         <w:bidi/>
         <w:ind w:left="919"/>
         <w:jc w:val="left"/>
@@ -11440,7 +11966,7 @@
     </w:p>
     <w:p>
       <w:pPr>
-        <w:pStyle w:val="Heading1"/>
+        <w:pStyle w:val="1"/>
         <w:bidi/>
         <w:ind w:left="919"/>
         <w:jc w:val="left"/>
@@ -11453,7 +11979,7 @@
     </w:p>
     <w:p>
       <w:pPr>
-        <w:pStyle w:val="Heading1"/>
+        <w:pStyle w:val="1"/>
         <w:bidi/>
         <w:ind w:left="919"/>
         <w:jc w:val="left"/>
@@ -11466,7 +11992,7 @@
     </w:p>
     <w:p>
       <w:pPr>
-        <w:pStyle w:val="Heading1"/>
+        <w:pStyle w:val="1"/>
         <w:bidi/>
         <w:ind w:left="919"/>
         <w:jc w:val="left"/>
@@ -11479,7 +12005,7 @@
     </w:p>
     <w:p>
       <w:pPr>
-        <w:pStyle w:val="Heading1"/>
+        <w:pStyle w:val="1"/>
         <w:bidi/>
         <w:ind w:left="919"/>
         <w:jc w:val="left"/>
@@ -11492,7 +12018,7 @@
     </w:p>
     <w:p>
       <w:pPr>
-        <w:pStyle w:val="Heading1"/>
+        <w:pStyle w:val="1"/>
         <w:bidi/>
         <w:ind w:left="919"/>
         <w:jc w:val="left"/>
@@ -11505,7 +12031,7 @@
     </w:p>
     <w:p>
       <w:pPr>
-        <w:pStyle w:val="Heading1"/>
+        <w:pStyle w:val="1"/>
         <w:bidi/>
         <w:ind w:left="919"/>
         <w:jc w:val="left"/>
@@ -11518,7 +12044,7 @@
     </w:p>
     <w:p>
       <w:pPr>
-        <w:pStyle w:val="Heading1"/>
+        <w:pStyle w:val="1"/>
         <w:bidi/>
         <w:ind w:left="919"/>
         <w:jc w:val="left"/>
@@ -11531,7 +12057,7 @@
     </w:p>
     <w:p>
       <w:pPr>
-        <w:pStyle w:val="Heading1"/>
+        <w:pStyle w:val="1"/>
         <w:bidi/>
         <w:ind w:left="919"/>
         <w:jc w:val="left"/>
@@ -11544,7 +12070,7 @@
     </w:p>
     <w:p>
       <w:pPr>
-        <w:pStyle w:val="Heading1"/>
+        <w:pStyle w:val="1"/>
         <w:bidi/>
         <w:ind w:left="919"/>
         <w:jc w:val="left"/>
@@ -11557,7 +12083,7 @@
     </w:p>
     <w:p>
       <w:pPr>
-        <w:pStyle w:val="Heading1"/>
+        <w:pStyle w:val="1"/>
         <w:bidi/>
         <w:ind w:left="919"/>
         <w:jc w:val="left"/>
@@ -11570,7 +12096,7 @@
     </w:p>
     <w:p>
       <w:pPr>
-        <w:pStyle w:val="Heading1"/>
+        <w:pStyle w:val="1"/>
         <w:bidi/>
         <w:ind w:left="919"/>
         <w:jc w:val="left"/>
@@ -11583,7 +12109,7 @@
     </w:p>
     <w:p>
       <w:pPr>
-        <w:pStyle w:val="Heading1"/>
+        <w:pStyle w:val="1"/>
         <w:bidi/>
         <w:ind w:left="919"/>
         <w:jc w:val="left"/>
@@ -11596,7 +12122,7 @@
     </w:p>
     <w:p>
       <w:pPr>
-        <w:pStyle w:val="Heading1"/>
+        <w:pStyle w:val="1"/>
         <w:bidi/>
         <w:ind w:left="919"/>
         <w:jc w:val="left"/>
@@ -11609,7 +12135,7 @@
     </w:p>
     <w:p>
       <w:pPr>
-        <w:pStyle w:val="Heading1"/>
+        <w:pStyle w:val="1"/>
         <w:bidi/>
         <w:ind w:left="919"/>
         <w:jc w:val="left"/>
@@ -11622,7 +12148,7 @@
     </w:p>
     <w:p>
       <w:pPr>
-        <w:pStyle w:val="Heading1"/>
+        <w:pStyle w:val="1"/>
         <w:bidi/>
         <w:ind w:left="919"/>
         <w:jc w:val="left"/>
@@ -11635,7 +12161,7 @@
     </w:p>
     <w:p>
       <w:pPr>
-        <w:pStyle w:val="Heading1"/>
+        <w:pStyle w:val="1"/>
         <w:bidi/>
         <w:ind w:left="919"/>
         <w:jc w:val="left"/>
@@ -11655,7 +12181,7 @@
     </w:p>
     <w:p>
       <w:pPr>
-        <w:pStyle w:val="Heading1"/>
+        <w:pStyle w:val="1"/>
         <w:bidi/>
         <w:ind w:left="919"/>
         <w:jc w:val="left"/>
@@ -11682,53 +12208,18 @@
     </w:p>
     <w:p>
       <w:pPr>
-        <w:rPr>
-          <w:rtl/>
-        </w:rPr>
-      </w:pPr>
-    </w:p>
-    <w:p>
-      <w:pPr>
-        <w:rPr>
-          <w:rtl/>
-        </w:rPr>
-      </w:pPr>
-    </w:p>
-    <w:p>
-      <w:pPr>
-        <w:spacing w:after="0"/>
-        <w:ind w:left="1260"/>
-        <w:jc w:val="left"/>
-        <w:rPr>
-          <w:rFonts w:ascii="David" w:hAnsi="David" w:cs="David"/>
-          <w:sz w:val="28"/>
-          <w:szCs w:val="28"/>
-        </w:rPr>
-      </w:pPr>
-    </w:p>
-    <w:p>
-      <w:pPr>
-        <w:spacing w:after="0"/>
-        <w:ind w:right="52"/>
-        <w:jc w:val="left"/>
-        <w:rPr>
-          <w:rFonts w:ascii="David" w:hAnsi="David" w:cs="David"/>
-          <w:sz w:val="28"/>
-          <w:szCs w:val="28"/>
-        </w:rPr>
-      </w:pPr>
-      <w:r>
-        <w:rPr>
-          <w:rFonts w:ascii="David" w:eastAsia="Times New Roman" w:hAnsi="David" w:cs="David"/>
-          <w:sz w:val="28"/>
-          <w:szCs w:val="28"/>
-        </w:rPr>
-        <w:t xml:space="preserve"> </w:t>
-      </w:r>
-    </w:p>
-    <w:p>
-      <w:pPr>
-        <w:pStyle w:val="Heading1"/>
+        <w:spacing w:after="0"/>
+        <w:jc w:val="left"/>
+        <w:rPr>
+          <w:rFonts w:ascii="David" w:hAnsi="David" w:cs="David"/>
+          <w:sz w:val="28"/>
+          <w:szCs w:val="28"/>
+        </w:rPr>
+      </w:pPr>
+    </w:p>
+    <w:p>
+      <w:pPr>
+        <w:pStyle w:val="1"/>
         <w:bidi/>
         <w:ind w:left="919"/>
         <w:jc w:val="left"/>
@@ -11736,7 +12227,6 @@
           <w:rFonts w:ascii="David" w:hAnsi="David" w:cs="David"/>
           <w:sz w:val="28"/>
           <w:szCs w:val="28"/>
-          <w:rtl/>
         </w:rPr>
       </w:pPr>
       <w:r>
@@ -11745,7 +12235,6 @@
           <w:sz w:val="28"/>
           <w:szCs w:val="28"/>
         </w:rPr>
-        <w:lastRenderedPageBreak/>
         <w:t xml:space="preserve"> </w:t>
       </w:r>
       <w:r>
@@ -11765,18 +12254,6 @@
         </w:rPr>
         <w:t>אישור הרשאות</w:t>
       </w:r>
-    </w:p>
-    <w:p>
-      <w:pPr>
-        <w:spacing w:after="0"/>
-        <w:ind w:right="52"/>
-        <w:jc w:val="left"/>
-        <w:rPr>
-          <w:rFonts w:ascii="David" w:hAnsi="David" w:cs="David"/>
-          <w:sz w:val="28"/>
-          <w:szCs w:val="28"/>
-        </w:rPr>
-      </w:pPr>
     </w:p>
     <w:p>
       <w:pPr>
@@ -11973,7 +12450,7 @@
     </w:p>
     <w:p>
       <w:pPr>
-        <w:pStyle w:val="Heading1"/>
+        <w:pStyle w:val="1"/>
         <w:bidi/>
         <w:ind w:left="919" w:right="3"/>
         <w:jc w:val="left"/>
@@ -11986,7 +12463,7 @@
     </w:p>
     <w:p>
       <w:pPr>
-        <w:pStyle w:val="Heading1"/>
+        <w:pStyle w:val="1"/>
         <w:bidi/>
         <w:ind w:left="919" w:right="3"/>
         <w:jc w:val="left"/>
@@ -12648,7 +13125,7 @@
     </w:p>
     <w:p>
       <w:pPr>
-        <w:pStyle w:val="Heading1"/>
+        <w:pStyle w:val="1"/>
         <w:bidi/>
         <w:ind w:left="919"/>
         <w:jc w:val="left"/>
@@ -13451,7 +13928,7 @@
     </w:p>
     <w:p>
       <w:pPr>
-        <w:pStyle w:val="ListParagraph"/>
+        <w:pStyle w:val="a3"/>
         <w:numPr>
           <w:ilvl w:val="1"/>
           <w:numId w:val="4"/>
@@ -13726,7 +14203,7 @@
     </w:p>
     <w:p>
       <w:pPr>
-        <w:pStyle w:val="ListParagraph"/>
+        <w:pStyle w:val="a3"/>
         <w:numPr>
           <w:ilvl w:val="0"/>
           <w:numId w:val="4"/>
@@ -13753,7 +14230,7 @@
     </w:p>
     <w:p>
       <w:pPr>
-        <w:pStyle w:val="ListParagraph"/>
+        <w:pStyle w:val="a3"/>
         <w:numPr>
           <w:ilvl w:val="1"/>
           <w:numId w:val="4"/>
@@ -13810,7 +14287,7 @@
     </w:p>
     <w:p>
       <w:pPr>
-        <w:pStyle w:val="ListParagraph"/>
+        <w:pStyle w:val="a3"/>
         <w:numPr>
           <w:ilvl w:val="2"/>
           <w:numId w:val="4"/>
@@ -13894,7 +14371,7 @@
     </w:p>
     <w:p>
       <w:pPr>
-        <w:pStyle w:val="ListParagraph"/>
+        <w:pStyle w:val="a3"/>
         <w:spacing w:after="0"/>
         <w:ind w:left="1712"/>
         <w:jc w:val="left"/>
@@ -13905,7 +14382,7 @@
     </w:p>
     <w:p>
       <w:pPr>
-        <w:pStyle w:val="ListParagraph"/>
+        <w:pStyle w:val="a3"/>
         <w:numPr>
           <w:ilvl w:val="1"/>
           <w:numId w:val="4"/>
@@ -13934,7 +14411,7 @@
     </w:p>
     <w:p>
       <w:pPr>
-        <w:pStyle w:val="ListParagraph"/>
+        <w:pStyle w:val="a3"/>
         <w:numPr>
           <w:ilvl w:val="2"/>
           <w:numId w:val="4"/>
@@ -13979,7 +14456,7 @@
     </w:p>
     <w:p>
       <w:pPr>
-        <w:pStyle w:val="ListParagraph"/>
+        <w:pStyle w:val="a3"/>
         <w:numPr>
           <w:ilvl w:val="2"/>
           <w:numId w:val="4"/>
@@ -14054,7 +14531,7 @@
     </w:p>
     <w:p>
       <w:pPr>
-        <w:pStyle w:val="ListParagraph"/>
+        <w:pStyle w:val="a3"/>
         <w:numPr>
           <w:ilvl w:val="0"/>
           <w:numId w:val="4"/>
@@ -14081,7 +14558,7 @@
     </w:p>
     <w:p>
       <w:pPr>
-        <w:pStyle w:val="ListParagraph"/>
+        <w:pStyle w:val="a3"/>
         <w:numPr>
           <w:ilvl w:val="1"/>
           <w:numId w:val="4"/>
@@ -14124,7 +14601,7 @@
     </w:p>
     <w:p>
       <w:pPr>
-        <w:pStyle w:val="ListParagraph"/>
+        <w:pStyle w:val="a3"/>
         <w:numPr>
           <w:ilvl w:val="1"/>
           <w:numId w:val="4"/>
@@ -14188,7 +14665,7 @@
     </w:p>
     <w:p>
       <w:pPr>
-        <w:pStyle w:val="ListParagraph"/>
+        <w:pStyle w:val="a3"/>
         <w:numPr>
           <w:ilvl w:val="0"/>
           <w:numId w:val="4"/>
@@ -14228,7 +14705,7 @@
     </w:p>
     <w:p>
       <w:pPr>
-        <w:pStyle w:val="ListParagraph"/>
+        <w:pStyle w:val="a3"/>
         <w:numPr>
           <w:ilvl w:val="1"/>
           <w:numId w:val="4"/>
@@ -14257,7 +14734,7 @@
     </w:p>
     <w:p>
       <w:pPr>
-        <w:pStyle w:val="ListParagraph"/>
+        <w:pStyle w:val="a3"/>
         <w:numPr>
           <w:ilvl w:val="1"/>
           <w:numId w:val="4"/>
@@ -14286,7 +14763,7 @@
     </w:p>
     <w:p>
       <w:pPr>
-        <w:pStyle w:val="ListParagraph"/>
+        <w:pStyle w:val="a3"/>
         <w:numPr>
           <w:ilvl w:val="2"/>
           <w:numId w:val="10"/>
@@ -14338,7 +14815,7 @@
     </w:p>
     <w:p>
       <w:pPr>
-        <w:pStyle w:val="ListParagraph"/>
+        <w:pStyle w:val="a3"/>
         <w:numPr>
           <w:ilvl w:val="2"/>
           <w:numId w:val="10"/>
@@ -14364,7 +14841,7 @@
     </w:p>
     <w:p>
       <w:pPr>
-        <w:pStyle w:val="ListParagraph"/>
+        <w:pStyle w:val="a3"/>
         <w:numPr>
           <w:ilvl w:val="2"/>
           <w:numId w:val="10"/>
@@ -14398,7 +14875,7 @@
     </w:p>
     <w:p>
       <w:pPr>
-        <w:pStyle w:val="ListParagraph"/>
+        <w:pStyle w:val="a3"/>
         <w:numPr>
           <w:ilvl w:val="1"/>
           <w:numId w:val="10"/>
@@ -14439,7 +14916,7 @@
     </w:p>
     <w:p>
       <w:pPr>
-        <w:pStyle w:val="ListParagraph"/>
+        <w:pStyle w:val="a3"/>
         <w:numPr>
           <w:ilvl w:val="2"/>
           <w:numId w:val="10"/>
@@ -14464,7 +14941,7 @@
     </w:p>
     <w:p>
       <w:pPr>
-        <w:pStyle w:val="ListParagraph"/>
+        <w:pStyle w:val="a3"/>
         <w:numPr>
           <w:ilvl w:val="2"/>
           <w:numId w:val="10"/>
@@ -14489,7 +14966,7 @@
     </w:p>
     <w:p>
       <w:pPr>
-        <w:pStyle w:val="ListParagraph"/>
+        <w:pStyle w:val="a3"/>
         <w:numPr>
           <w:ilvl w:val="2"/>
           <w:numId w:val="10"/>
@@ -14535,7 +15012,7 @@
     </w:p>
     <w:p>
       <w:pPr>
-        <w:pStyle w:val="ListParagraph"/>
+        <w:pStyle w:val="a3"/>
         <w:numPr>
           <w:ilvl w:val="0"/>
           <w:numId w:val="11"/>
@@ -14553,7 +15030,7 @@
     </w:p>
     <w:p>
       <w:pPr>
-        <w:pStyle w:val="ListParagraph"/>
+        <w:pStyle w:val="a3"/>
         <w:numPr>
           <w:ilvl w:val="1"/>
           <w:numId w:val="11"/>
@@ -14571,7 +15048,7 @@
     </w:p>
     <w:p>
       <w:pPr>
-        <w:pStyle w:val="ListParagraph"/>
+        <w:pStyle w:val="a3"/>
         <w:numPr>
           <w:ilvl w:val="1"/>
           <w:numId w:val="11"/>
@@ -14589,7 +15066,7 @@
     </w:p>
     <w:p>
       <w:pPr>
-        <w:pStyle w:val="ListParagraph"/>
+        <w:pStyle w:val="a3"/>
         <w:numPr>
           <w:ilvl w:val="1"/>
           <w:numId w:val="11"/>
@@ -14617,7 +15094,7 @@
     </w:p>
     <w:p>
       <w:pPr>
-        <w:pStyle w:val="ListParagraph"/>
+        <w:pStyle w:val="a3"/>
         <w:numPr>
           <w:ilvl w:val="2"/>
           <w:numId w:val="12"/>
@@ -14673,7 +15150,7 @@
     </w:p>
     <w:p>
       <w:pPr>
-        <w:pStyle w:val="ListParagraph"/>
+        <w:pStyle w:val="a3"/>
         <w:numPr>
           <w:ilvl w:val="2"/>
           <w:numId w:val="12"/>
@@ -14698,7 +15175,7 @@
     </w:p>
     <w:p>
       <w:pPr>
-        <w:pStyle w:val="ListParagraph"/>
+        <w:pStyle w:val="a3"/>
         <w:numPr>
           <w:ilvl w:val="1"/>
           <w:numId w:val="12"/>
@@ -14963,7 +15440,85 @@
     </w:p>
     <w:p>
       <w:pPr>
-        <w:pStyle w:val="ListParagraph"/>
+        <w:spacing w:after="0"/>
+        <w:ind w:left="329"/>
+        <w:jc w:val="left"/>
+        <w:rPr>
+          <w:rFonts w:ascii="David" w:hAnsi="David" w:cs="David"/>
+          <w:sz w:val="28"/>
+          <w:szCs w:val="28"/>
+          <w:rtl/>
+        </w:rPr>
+      </w:pPr>
+    </w:p>
+    <w:p>
+      <w:pPr>
+        <w:spacing w:after="0"/>
+        <w:ind w:left="329"/>
+        <w:jc w:val="left"/>
+        <w:rPr>
+          <w:rFonts w:ascii="David" w:hAnsi="David" w:cs="David"/>
+          <w:sz w:val="28"/>
+          <w:szCs w:val="28"/>
+          <w:rtl/>
+        </w:rPr>
+      </w:pPr>
+    </w:p>
+    <w:p>
+      <w:pPr>
+        <w:spacing w:after="0"/>
+        <w:ind w:left="329"/>
+        <w:jc w:val="left"/>
+        <w:rPr>
+          <w:rFonts w:ascii="David" w:hAnsi="David" w:cs="David"/>
+          <w:sz w:val="28"/>
+          <w:szCs w:val="28"/>
+          <w:rtl/>
+        </w:rPr>
+      </w:pPr>
+    </w:p>
+    <w:p>
+      <w:pPr>
+        <w:spacing w:after="0"/>
+        <w:ind w:left="329"/>
+        <w:jc w:val="left"/>
+        <w:rPr>
+          <w:rFonts w:ascii="David" w:hAnsi="David" w:cs="David"/>
+          <w:sz w:val="28"/>
+          <w:szCs w:val="28"/>
+          <w:rtl/>
+        </w:rPr>
+      </w:pPr>
+    </w:p>
+    <w:p>
+      <w:pPr>
+        <w:spacing w:after="0"/>
+        <w:ind w:left="329"/>
+        <w:jc w:val="left"/>
+        <w:rPr>
+          <w:rFonts w:ascii="David" w:hAnsi="David" w:cs="David"/>
+          <w:sz w:val="28"/>
+          <w:szCs w:val="28"/>
+          <w:rtl/>
+        </w:rPr>
+      </w:pPr>
+    </w:p>
+    <w:p>
+      <w:pPr>
+        <w:spacing w:after="0"/>
+        <w:ind w:left="329"/>
+        <w:jc w:val="left"/>
+        <w:rPr>
+          <w:rFonts w:ascii="David" w:hAnsi="David" w:cs="David"/>
+          <w:sz w:val="28"/>
+          <w:szCs w:val="28"/>
+          <w:rtl/>
+        </w:rPr>
+      </w:pPr>
+    </w:p>
+    <w:p>
+      <w:pPr>
+        <w:pStyle w:val="a3"/>
         <w:numPr>
           <w:ilvl w:val="0"/>
           <w:numId w:val="12"/>
@@ -14985,6 +15540,7 @@
           <w:szCs w:val="32"/>
           <w:rtl/>
         </w:rPr>
+        <w:lastRenderedPageBreak/>
         <w:t xml:space="preserve">תכנית עבודה ושלבים למימוש הפרויקט </w:t>
       </w:r>
     </w:p>
@@ -15308,7 +15864,6 @@
                 <w:szCs w:val="28"/>
                 <w:rtl/>
               </w:rPr>
-              <w:lastRenderedPageBreak/>
               <w:t xml:space="preserve">הגדרת דרישות מערכת </w:t>
             </w:r>
           </w:p>
@@ -17936,16 +18491,56 @@
           <w:rFonts w:ascii="David" w:hAnsi="David" w:cs="David"/>
           <w:sz w:val="28"/>
           <w:szCs w:val="28"/>
-        </w:rPr>
-      </w:pPr>
-      <w:r>
-        <w:rPr>
-          <w:rFonts w:ascii="David" w:eastAsia="Arial" w:hAnsi="David" w:cs="David"/>
-          <w:sz w:val="28"/>
-          <w:szCs w:val="28"/>
-        </w:rPr>
+          <w:rtl/>
+        </w:rPr>
+      </w:pPr>
+      <w:r>
+        <w:rPr>
+          <w:rFonts w:ascii="David" w:eastAsia="Arial" w:hAnsi="David" w:cs="David"/>
+          <w:sz w:val="28"/>
+          <w:szCs w:val="28"/>
+        </w:rPr>
+        <w:lastRenderedPageBreak/>
         <w:t xml:space="preserve"> </w:t>
       </w:r>
+    </w:p>
+    <w:p>
+      <w:pPr>
+        <w:spacing w:after="0"/>
+        <w:ind w:right="67"/>
+        <w:jc w:val="left"/>
+        <w:rPr>
+          <w:rFonts w:ascii="David" w:hAnsi="David" w:cs="David"/>
+          <w:sz w:val="28"/>
+          <w:szCs w:val="28"/>
+          <w:rtl/>
+        </w:rPr>
+      </w:pPr>
+    </w:p>
+    <w:p>
+      <w:pPr>
+        <w:spacing w:after="0"/>
+        <w:ind w:right="67"/>
+        <w:jc w:val="left"/>
+        <w:rPr>
+          <w:rFonts w:ascii="David" w:hAnsi="David" w:cs="David"/>
+          <w:sz w:val="28"/>
+          <w:szCs w:val="28"/>
+          <w:rtl/>
+        </w:rPr>
+      </w:pPr>
+    </w:p>
+    <w:p>
+      <w:pPr>
+        <w:spacing w:after="0"/>
+        <w:ind w:right="67"/>
+        <w:jc w:val="left"/>
+        <w:rPr>
+          <w:rFonts w:ascii="David" w:hAnsi="David" w:cs="David"/>
+          <w:sz w:val="28"/>
+          <w:szCs w:val="28"/>
+        </w:rPr>
+      </w:pPr>
     </w:p>
     <w:p>
       <w:pPr>
@@ -18245,7 +18840,6 @@
                 <w:sz w:val="28"/>
                 <w:szCs w:val="28"/>
               </w:rPr>
-              <w:lastRenderedPageBreak/>
               <w:t xml:space="preserve"> </w:t>
             </w:r>
           </w:p>
@@ -19545,71 +20139,6 @@
           <w:rtl/>
         </w:rPr>
       </w:pPr>
-    </w:p>
-    <w:p>
-      <w:pPr>
-        <w:spacing w:after="0"/>
-        <w:ind w:right="74"/>
-        <w:jc w:val="left"/>
-        <w:rPr>
-          <w:rFonts w:ascii="David" w:hAnsi="David" w:cs="David"/>
-          <w:sz w:val="28"/>
-          <w:szCs w:val="28"/>
-          <w:rtl/>
-        </w:rPr>
-      </w:pPr>
-    </w:p>
-    <w:p>
-      <w:pPr>
-        <w:spacing w:after="0"/>
-        <w:ind w:right="74"/>
-        <w:jc w:val="left"/>
-        <w:rPr>
-          <w:rFonts w:ascii="David" w:hAnsi="David" w:cs="David"/>
-          <w:sz w:val="28"/>
-          <w:szCs w:val="28"/>
-          <w:rtl/>
-        </w:rPr>
-      </w:pPr>
-    </w:p>
-    <w:p>
-      <w:pPr>
-        <w:spacing w:after="0"/>
-        <w:ind w:right="74"/>
-        <w:jc w:val="left"/>
-        <w:rPr>
-          <w:rFonts w:ascii="David" w:hAnsi="David" w:cs="David"/>
-          <w:sz w:val="28"/>
-          <w:szCs w:val="28"/>
-          <w:rtl/>
-        </w:rPr>
-      </w:pPr>
-    </w:p>
-    <w:p>
-      <w:pPr>
-        <w:spacing w:after="0"/>
-        <w:ind w:right="74"/>
-        <w:jc w:val="left"/>
-        <w:rPr>
-          <w:rFonts w:ascii="David" w:hAnsi="David" w:cs="David"/>
-          <w:sz w:val="28"/>
-          <w:szCs w:val="28"/>
-          <w:rtl/>
-        </w:rPr>
-      </w:pPr>
-    </w:p>
-    <w:p>
-      <w:pPr>
-        <w:spacing w:after="0"/>
-        <w:ind w:right="74"/>
-        <w:jc w:val="left"/>
-        <w:rPr>
-          <w:rFonts w:ascii="David" w:hAnsi="David" w:cs="David"/>
-          <w:sz w:val="28"/>
-          <w:szCs w:val="28"/>
-          <w:rtl/>
-        </w:rPr>
-      </w:pPr>
       <w:r>
         <w:rPr>
           <w:rFonts w:ascii="David" w:hAnsi="David" w:cs="David"/>
@@ -19670,240 +20199,6 @@
           <w:rFonts w:ascii="David" w:hAnsi="David" w:cs="David"/>
           <w:sz w:val="28"/>
           <w:szCs w:val="28"/>
-          <w:rtl/>
-        </w:rPr>
-      </w:pPr>
-    </w:p>
-    <w:p>
-      <w:pPr>
-        <w:spacing w:after="0"/>
-        <w:ind w:right="74"/>
-        <w:jc w:val="left"/>
-        <w:rPr>
-          <w:rFonts w:ascii="David" w:hAnsi="David" w:cs="David"/>
-          <w:sz w:val="28"/>
-          <w:szCs w:val="28"/>
-          <w:rtl/>
-        </w:rPr>
-      </w:pPr>
-    </w:p>
-    <w:p>
-      <w:pPr>
-        <w:spacing w:after="0"/>
-        <w:ind w:right="74"/>
-        <w:jc w:val="left"/>
-        <w:rPr>
-          <w:rFonts w:ascii="David" w:hAnsi="David" w:cs="David"/>
-          <w:sz w:val="28"/>
-          <w:szCs w:val="28"/>
-          <w:rtl/>
-        </w:rPr>
-      </w:pPr>
-    </w:p>
-    <w:p>
-      <w:pPr>
-        <w:spacing w:after="0"/>
-        <w:ind w:right="74"/>
-        <w:jc w:val="left"/>
-        <w:rPr>
-          <w:rFonts w:ascii="David" w:hAnsi="David" w:cs="David"/>
-          <w:sz w:val="28"/>
-          <w:szCs w:val="28"/>
-          <w:rtl/>
-        </w:rPr>
-      </w:pPr>
-    </w:p>
-    <w:p>
-      <w:pPr>
-        <w:spacing w:after="0"/>
-        <w:ind w:right="74"/>
-        <w:jc w:val="left"/>
-        <w:rPr>
-          <w:rFonts w:ascii="David" w:hAnsi="David" w:cs="David"/>
-          <w:sz w:val="28"/>
-          <w:szCs w:val="28"/>
-          <w:rtl/>
-        </w:rPr>
-      </w:pPr>
-    </w:p>
-    <w:p>
-      <w:pPr>
-        <w:spacing w:after="0"/>
-        <w:ind w:right="74"/>
-        <w:jc w:val="left"/>
-        <w:rPr>
-          <w:rFonts w:ascii="David" w:hAnsi="David" w:cs="David"/>
-          <w:sz w:val="28"/>
-          <w:szCs w:val="28"/>
-          <w:rtl/>
-        </w:rPr>
-      </w:pPr>
-    </w:p>
-    <w:p>
-      <w:pPr>
-        <w:spacing w:after="0"/>
-        <w:ind w:right="74"/>
-        <w:jc w:val="left"/>
-        <w:rPr>
-          <w:rFonts w:ascii="David" w:hAnsi="David" w:cs="David"/>
-          <w:sz w:val="28"/>
-          <w:szCs w:val="28"/>
-          <w:rtl/>
-        </w:rPr>
-      </w:pPr>
-    </w:p>
-    <w:p>
-      <w:pPr>
-        <w:spacing w:after="0"/>
-        <w:ind w:right="74"/>
-        <w:jc w:val="left"/>
-        <w:rPr>
-          <w:rFonts w:ascii="David" w:hAnsi="David" w:cs="David"/>
-          <w:sz w:val="28"/>
-          <w:szCs w:val="28"/>
-          <w:rtl/>
-        </w:rPr>
-      </w:pPr>
-    </w:p>
-    <w:p>
-      <w:pPr>
-        <w:spacing w:after="0"/>
-        <w:ind w:right="74"/>
-        <w:jc w:val="left"/>
-        <w:rPr>
-          <w:rFonts w:ascii="David" w:hAnsi="David" w:cs="David"/>
-          <w:sz w:val="28"/>
-          <w:szCs w:val="28"/>
-          <w:rtl/>
-        </w:rPr>
-      </w:pPr>
-    </w:p>
-    <w:p>
-      <w:pPr>
-        <w:spacing w:after="0"/>
-        <w:ind w:right="74"/>
-        <w:jc w:val="left"/>
-        <w:rPr>
-          <w:rFonts w:ascii="David" w:hAnsi="David" w:cs="David"/>
-          <w:sz w:val="28"/>
-          <w:szCs w:val="28"/>
-          <w:rtl/>
-        </w:rPr>
-      </w:pPr>
-    </w:p>
-    <w:p>
-      <w:pPr>
-        <w:spacing w:after="0"/>
-        <w:ind w:right="74"/>
-        <w:jc w:val="left"/>
-        <w:rPr>
-          <w:rFonts w:ascii="David" w:hAnsi="David" w:cs="David"/>
-          <w:sz w:val="28"/>
-          <w:szCs w:val="28"/>
-          <w:rtl/>
-        </w:rPr>
-      </w:pPr>
-    </w:p>
-    <w:p>
-      <w:pPr>
-        <w:spacing w:after="0"/>
-        <w:ind w:right="74"/>
-        <w:jc w:val="left"/>
-        <w:rPr>
-          <w:rFonts w:ascii="David" w:hAnsi="David" w:cs="David"/>
-          <w:sz w:val="28"/>
-          <w:szCs w:val="28"/>
-          <w:rtl/>
-        </w:rPr>
-      </w:pPr>
-    </w:p>
-    <w:p>
-      <w:pPr>
-        <w:spacing w:after="0"/>
-        <w:ind w:right="74"/>
-        <w:jc w:val="left"/>
-        <w:rPr>
-          <w:rFonts w:ascii="David" w:hAnsi="David" w:cs="David"/>
-          <w:sz w:val="28"/>
-          <w:szCs w:val="28"/>
-          <w:rtl/>
-        </w:rPr>
-      </w:pPr>
-    </w:p>
-    <w:p>
-      <w:pPr>
-        <w:spacing w:after="0"/>
-        <w:ind w:right="74"/>
-        <w:jc w:val="left"/>
-        <w:rPr>
-          <w:rFonts w:ascii="David" w:hAnsi="David" w:cs="David"/>
-          <w:sz w:val="28"/>
-          <w:szCs w:val="28"/>
-          <w:rtl/>
-        </w:rPr>
-      </w:pPr>
-    </w:p>
-    <w:p>
-      <w:pPr>
-        <w:spacing w:after="0"/>
-        <w:ind w:right="74"/>
-        <w:jc w:val="left"/>
-        <w:rPr>
-          <w:rFonts w:ascii="David" w:hAnsi="David" w:cs="David"/>
-          <w:sz w:val="28"/>
-          <w:szCs w:val="28"/>
-          <w:rtl/>
-        </w:rPr>
-      </w:pPr>
-    </w:p>
-    <w:p>
-      <w:pPr>
-        <w:spacing w:after="0"/>
-        <w:ind w:right="74"/>
-        <w:jc w:val="left"/>
-        <w:rPr>
-          <w:rFonts w:ascii="David" w:hAnsi="David" w:cs="David"/>
-          <w:sz w:val="28"/>
-          <w:szCs w:val="28"/>
-          <w:rtl/>
-        </w:rPr>
-      </w:pPr>
-    </w:p>
-    <w:p>
-      <w:pPr>
-        <w:spacing w:after="0"/>
-        <w:ind w:right="74"/>
-        <w:jc w:val="left"/>
-        <w:rPr>
-          <w:rFonts w:ascii="David" w:hAnsi="David" w:cs="David"/>
-          <w:sz w:val="28"/>
-          <w:szCs w:val="28"/>
-          <w:rtl/>
-        </w:rPr>
-      </w:pPr>
-    </w:p>
-    <w:p>
-      <w:pPr>
-        <w:spacing w:after="0"/>
-        <w:ind w:right="74"/>
-        <w:jc w:val="left"/>
-        <w:rPr>
-          <w:rFonts w:ascii="David" w:hAnsi="David" w:cs="David"/>
-          <w:sz w:val="28"/>
-          <w:szCs w:val="28"/>
-          <w:rtl/>
-        </w:rPr>
-      </w:pPr>
-    </w:p>
-    <w:p>
-      <w:pPr>
-        <w:spacing w:after="0"/>
-        <w:ind w:right="74"/>
-        <w:jc w:val="left"/>
-        <w:rPr>
-          <w:rFonts w:ascii="David" w:hAnsi="David" w:cs="David"/>
-          <w:sz w:val="28"/>
-          <w:szCs w:val="28"/>
         </w:rPr>
       </w:pPr>
     </w:p>
@@ -20324,6 +20619,7 @@
           <w:sz w:val="28"/>
           <w:szCs w:val="28"/>
         </w:rPr>
+        <w:lastRenderedPageBreak/>
         <mc:AlternateContent>
           <mc:Choice Requires="wpg">
             <w:drawing>
@@ -23309,7 +23605,7 @@
     <w:lsdException w:name="Unresolved Mention" w:semiHidden="1" w:unhideWhenUsed="1"/>
     <w:lsdException w:name="Smart Link" w:semiHidden="1" w:unhideWhenUsed="1"/>
   </w:latentStyles>
-  <w:style w:type="paragraph" w:default="1" w:styleId="Normal">
+  <w:style w:type="paragraph" w:default="1" w:styleId="a">
     <w:name w:val="Normal"/>
     <w:qFormat/>
     <w:rsid w:val="00FA5028"/>
@@ -23322,10 +23618,10 @@
       <w:color w:val="000000"/>
     </w:rPr>
   </w:style>
-  <w:style w:type="paragraph" w:styleId="Heading1">
+  <w:style w:type="paragraph" w:styleId="1">
     <w:name w:val="heading 1"/>
-    <w:next w:val="Normal"/>
-    <w:link w:val="Heading1Char"/>
+    <w:next w:val="a"/>
+    <w:link w:val="10"/>
     <w:uiPriority w:val="9"/>
     <w:qFormat/>
     <w:pPr>
@@ -23343,13 +23639,13 @@
       <w:sz w:val="24"/>
     </w:rPr>
   </w:style>
-  <w:style w:type="character" w:default="1" w:styleId="DefaultParagraphFont">
+  <w:style w:type="character" w:default="1" w:styleId="a0">
     <w:name w:val="Default Paragraph Font"/>
     <w:uiPriority w:val="1"/>
     <w:semiHidden/>
     <w:unhideWhenUsed/>
   </w:style>
-  <w:style w:type="table" w:default="1" w:styleId="TableNormal">
+  <w:style w:type="table" w:default="1" w:styleId="a1">
     <w:name w:val="Normal Table"/>
     <w:uiPriority w:val="99"/>
     <w:semiHidden/>
@@ -23364,15 +23660,15 @@
       </w:tblCellMar>
     </w:tblPr>
   </w:style>
-  <w:style w:type="numbering" w:default="1" w:styleId="NoList">
+  <w:style w:type="numbering" w:default="1" w:styleId="a2">
     <w:name w:val="No List"/>
     <w:uiPriority w:val="99"/>
     <w:semiHidden/>
     <w:unhideWhenUsed/>
   </w:style>
-  <w:style w:type="character" w:customStyle="1" w:styleId="Heading1Char">
-    <w:name w:val="Heading 1 Char"/>
-    <w:link w:val="Heading1"/>
+  <w:style w:type="character" w:customStyle="1" w:styleId="10">
+    <w:name w:val="כותרת 1 תו"/>
+    <w:link w:val="1"/>
     <w:rPr>
       <w:rFonts w:ascii="Arial" w:eastAsia="Arial" w:hAnsi="Arial" w:cs="Arial"/>
       <w:b/>
@@ -23394,9 +23690,9 @@
       </w:tblCellMar>
     </w:tblPr>
   </w:style>
-  <w:style w:type="paragraph" w:styleId="ListParagraph">
+  <w:style w:type="paragraph" w:styleId="a3">
     <w:name w:val="List Paragraph"/>
-    <w:basedOn w:val="Normal"/>
+    <w:basedOn w:val="a"/>
     <w:uiPriority w:val="34"/>
     <w:qFormat/>
     <w:rsid w:val="00C20BB5"/>
@@ -23407,7 +23703,7 @@
   </w:style>
   <w:style w:type="character" w:styleId="Hyperlink">
     <w:name w:val="Hyperlink"/>
-    <w:basedOn w:val="DefaultParagraphFont"/>
+    <w:basedOn w:val="a0"/>
     <w:uiPriority w:val="99"/>
     <w:unhideWhenUsed/>
     <w:rsid w:val="0053395E"/>
@@ -23416,9 +23712,9 @@
       <w:u w:val="single"/>
     </w:rPr>
   </w:style>
-  <w:style w:type="character" w:styleId="UnresolvedMention">
+  <w:style w:type="character" w:styleId="a4">
     <w:name w:val="Unresolved Mention"/>
-    <w:basedOn w:val="DefaultParagraphFont"/>
+    <w:basedOn w:val="a0"/>
     <w:uiPriority w:val="99"/>
     <w:semiHidden/>
     <w:unhideWhenUsed/>
@@ -23430,7 +23726,7 @@
   </w:style>
   <w:style w:type="character" w:styleId="FollowedHyperlink">
     <w:name w:val="FollowedHyperlink"/>
-    <w:basedOn w:val="DefaultParagraphFont"/>
+    <w:basedOn w:val="a0"/>
     <w:uiPriority w:val="99"/>
     <w:semiHidden/>
     <w:unhideWhenUsed/>
